--- a/World-Builds/Cappadocian/cappadocian_Forces_Document.docx
+++ b/World-Builds/Cappadocian/cappadocian_Forces_Document.docx
@@ -2,25 +2,23 @@
 <file path=word/document.xml><?xml version="1.0" encoding="utf-8"?>
 <w:document xmlns:w="http://schemas.openxmlformats.org/wordprocessingml/2006/main" xmlns:m="http://schemas.openxmlformats.org/officeDocument/2006/math" xmlns:r="http://schemas.openxmlformats.org/officeDocument/2006/relationships" xmlns:o="urn:schemas-microsoft-com:office:office" xmlns:v="urn:schemas-microsoft-com:vml" xmlns:w10="urn:schemas-microsoft-com:office:word" xmlns:a="http://schemas.openxmlformats.org/drawingml/2006/main" xmlns:pic="http://schemas.openxmlformats.org/drawingml/2006/picture" xmlns:wp="http://schemas.openxmlformats.org/drawingml/2006/wordprocessingDrawing">
   <w:body>
+    <w:bookmarkStart w:id="53" w:name="doc_08-forces-document"/>
     <w:p>
       <w:pPr>
         <w:pStyle w:val="Heading1"/>
       </w:pPr>
-      <w:bookmarkStart w:id="20" w:name="doc_08-forces-document"/>
       <w:r>
         <w:t xml:space="preserve">Doc_08 — Forces Document</w:t>
       </w:r>
-      <w:bookmarkEnd w:id="20"/>
-    </w:p>
+    </w:p>
+    <w:bookmarkStart w:id="20" w:name="X3a224018e614a0aaf42edbebe800571f6fb64c5"/>
     <w:p>
       <w:pPr>
         <w:pStyle w:val="Heading2"/>
       </w:pPr>
-      <w:bookmarkStart w:id="21" w:name="X489262c40f1fb73c52678aea9ee571b46d69319"/>
-      <w:r>
-        <w:t xml:space="preserve">Nicene-Cappadocian Formation World (cappadocian) — Church in Conversation V7</w:t>
-      </w:r>
-      <w:bookmarkEnd w:id="21"/>
+      <w:r>
+        <w:t xml:space="preserve">Cappadocian Formation World (cappadocian) — Church in Conversation V7</w:t>
+      </w:r>
     </w:p>
     <w:p>
       <w:pPr>
@@ -28,6 +26,7 @@
       </w:pPr>
       <w:r>
         <w:rPr>
+          <w:bCs/>
           <w:b/>
         </w:rPr>
         <w:t xml:space="preserve">Produced at:</w:t>
@@ -43,6 +42,7 @@
       </w:r>
       <w:r>
         <w:rPr>
+          <w:bCs/>
           <w:b/>
         </w:rPr>
         <w:t xml:space="preserve">Governing methodology:</w:t>
@@ -58,6 +58,7 @@
       </w:r>
       <w:r>
         <w:rPr>
+          <w:bCs/>
           <w:b/>
         </w:rPr>
         <w:t xml:space="preserve">Section 1 — World Identification:</w:t>
@@ -66,7 +67,7 @@
         <w:t xml:space="preserve"> </w:t>
       </w:r>
       <w:r>
-        <w:t xml:space="preserve">World: Nicene-Cappadocian (</w:t>
+        <w:t xml:space="preserve">World: Cappadocian Christianity (</w:t>
       </w:r>
       <w:r>
         <w:t xml:space="preserve">“</w:t>
@@ -88,15 +89,15 @@
         </w:pict>
       </w:r>
     </w:p>
+    <w:bookmarkEnd w:id="20"/>
+    <w:bookmarkStart w:id="21" w:name="Xe19f5416608232814c6b569d21ac43d3ae18ecf"/>
     <w:p>
       <w:pPr>
         <w:pStyle w:val="Heading2"/>
       </w:pPr>
-      <w:bookmarkStart w:id="22" w:name="Xe19f5416608232814c6b569d21ac43d3ae18ecf"/>
       <w:r>
         <w:t xml:space="preserve">Section 2 — Preliminary Forces Identification (as recorded at Step 1)</w:t>
       </w:r>
-      <w:bookmarkEnd w:id="22"/>
     </w:p>
     <w:p>
       <w:pPr>
@@ -113,35 +114,1269 @@
         </w:pict>
       </w:r>
     </w:p>
+    <w:bookmarkEnd w:id="21"/>
+    <w:bookmarkStart w:id="22" w:name="X174eeaac553d74e2f972ee3b53802c481186c41"/>
     <w:p>
       <w:pPr>
         <w:pStyle w:val="Heading2"/>
       </w:pPr>
-      <w:bookmarkStart w:id="23" w:name="section-3-the-six-cell-matrix"/>
+      <w:r>
+        <w:t xml:space="preserve">Section 2a — Force Index (added, light-fix pass, 2026-08-31)</w:t>
+      </w:r>
+    </w:p>
+    <w:p>
+      <w:pPr>
+        <w:pStyle w:val="FirstParagraph"/>
+      </w:pPr>
+      <w:r>
+        <w:rPr>
+          <w:bCs/>
+          <w:b/>
+        </w:rPr>
+        <w:t xml:space="preserve">Why this exists:</w:t>
+      </w:r>
+      <w:r>
+        <w:t xml:space="preserve"> </w:t>
+      </w:r>
+      <w:r>
+        <w:t xml:space="preserve">the cic-forces-index discipline holds that a well-argued six-cell matrix is not a complete Doc_08 if a reader has to reread the whole document to find how two forces relate, or which gravities a given force feeds — cross-cell connections and gravity linkages need to be looked up directly, not rediscovered by rereading. The table below is a mechanical compilation of what Sections 4 and 5 already state — no new synthesis judgment is made here; where a force has no stated gravity linkage in Section 5, that is recorded as a finding, not filled in.</w:t>
+      </w:r>
+    </w:p>
+    <w:tbl>
+      <w:tblPr>
+        <w:tblStyle w:val="Table"/>
+        <w:tblW w:type="pct" w:w="5000"/>
+        <w:tblLook w:firstRow="1" w:lastRow="0" w:firstColumn="0" w:lastColumn="0" w:noHBand="0" w:noVBand="0" w:val="0020"/>
+        <w:jc w:val="start"/>
+      </w:tblPr>
+      <w:tblGrid>
+        <w:gridCol w:w="1584"/>
+        <w:gridCol w:w="1584"/>
+        <w:gridCol w:w="1584"/>
+        <w:gridCol w:w="1584"/>
+        <w:gridCol w:w="1584"/>
+      </w:tblGrid>
+      <w:tr>
+        <w:trPr>
+          <w:tblHeader w:val="true"/>
+        </w:trPr>
+        <w:tc>
+          <w:tcPr/>
+          <w:p>
+            <w:pPr>
+              <w:pStyle w:val="Compact"/>
+              <w:jc w:val="left"/>
+            </w:pPr>
+            <w:r>
+              <w:t xml:space="preserve">Force</w:t>
+            </w:r>
+          </w:p>
+        </w:tc>
+        <w:tc>
+          <w:tcPr/>
+          <w:p>
+            <w:pPr>
+              <w:pStyle w:val="Compact"/>
+              <w:jc w:val="left"/>
+            </w:pPr>
+            <w:r>
+              <w:t xml:space="preserve">Cell</w:t>
+            </w:r>
+          </w:p>
+        </w:tc>
+        <w:tc>
+          <w:tcPr/>
+          <w:p>
+            <w:pPr>
+              <w:pStyle w:val="Compact"/>
+              <w:jc w:val="left"/>
+            </w:pPr>
+            <w:r>
+              <w:t xml:space="preserve">One-line gist</w:t>
+            </w:r>
+          </w:p>
+        </w:tc>
+        <w:tc>
+          <w:tcPr/>
+          <w:p>
+            <w:pPr>
+              <w:pStyle w:val="Compact"/>
+              <w:jc w:val="left"/>
+            </w:pPr>
+            <w:r>
+              <w:t xml:space="preserve">Feeds gravities (Section 5)</w:t>
+            </w:r>
+          </w:p>
+        </w:tc>
+        <w:tc>
+          <w:tcPr/>
+          <w:p>
+            <w:pPr>
+              <w:pStyle w:val="Compact"/>
+              <w:jc w:val="left"/>
+            </w:pPr>
+            <w:r>
+              <w:t xml:space="preserve">Named in cross-cell connections (Section 4)</w:t>
+            </w:r>
+          </w:p>
+        </w:tc>
+      </w:tr>
+      <w:tr>
+        <w:tc>
+          <w:tcPr/>
+          <w:p>
+            <w:pPr>
+              <w:pStyle w:val="Compact"/>
+              <w:jc w:val="left"/>
+            </w:pPr>
+            <w:r>
+              <w:t xml:space="preserve">1A-1</w:t>
+            </w:r>
+          </w:p>
+        </w:tc>
+        <w:tc>
+          <w:tcPr/>
+          <w:p>
+            <w:pPr>
+              <w:pStyle w:val="Compact"/>
+              <w:jc w:val="left"/>
+            </w:pPr>
+            <w:r>
+              <w:t xml:space="preserve">Initiating/External</w:t>
+            </w:r>
+          </w:p>
+        </w:tc>
+        <w:tc>
+          <w:tcPr/>
+          <w:p>
+            <w:pPr>
+              <w:pStyle w:val="Compact"/>
+              <w:jc w:val="left"/>
+            </w:pPr>
+            <w:r>
+              <w:t xml:space="preserve">The imperial church’s arrival (peace, councils, court formulas)</w:t>
+            </w:r>
+          </w:p>
+        </w:tc>
+        <w:tc>
+          <w:tcPr/>
+          <w:p>
+            <w:pPr>
+              <w:pStyle w:val="Compact"/>
+              <w:jc w:val="left"/>
+            </w:pPr>
+            <w:r>
+              <w:t xml:space="preserve">Primary 1 (portability), Primary 3 (created)</w:t>
+            </w:r>
+          </w:p>
+        </w:tc>
+        <w:tc>
+          <w:tcPr/>
+          <w:p>
+            <w:pPr>
+              <w:pStyle w:val="Compact"/>
+              <w:jc w:val="left"/>
+            </w:pPr>
+            <w:r>
+              <w:t xml:space="preserve">1A-1 → 2A-1 → Primary 1’s portability</w:t>
+            </w:r>
+          </w:p>
+        </w:tc>
+      </w:tr>
+      <w:tr>
+        <w:tc>
+          <w:tcPr/>
+          <w:p>
+            <w:pPr>
+              <w:pStyle w:val="Compact"/>
+              <w:jc w:val="left"/>
+            </w:pPr>
+            <w:r>
+              <w:t xml:space="preserve">1A-2</w:t>
+            </w:r>
+          </w:p>
+        </w:tc>
+        <w:tc>
+          <w:tcPr/>
+          <w:p>
+            <w:pPr>
+              <w:pStyle w:val="Compact"/>
+              <w:jc w:val="left"/>
+            </w:pPr>
+            <w:r>
+              <w:t xml:space="preserve">Initiating/External</w:t>
+            </w:r>
+          </w:p>
+        </w:tc>
+        <w:tc>
+          <w:tcPr/>
+          <w:p>
+            <w:pPr>
+              <w:pStyle w:val="Compact"/>
+              <w:jc w:val="left"/>
+            </w:pPr>
+            <w:r>
+              <w:t xml:space="preserve">The last persecutions’ nearness (the Forty, confessor-grandparents)</w:t>
+            </w:r>
+          </w:p>
+        </w:tc>
+        <w:tc>
+          <w:tcPr/>
+          <w:p>
+            <w:pPr>
+              <w:pStyle w:val="Compact"/>
+              <w:jc w:val="left"/>
+            </w:pPr>
+            <w:r>
+              <w:t xml:space="preserve">Supporting 5</w:t>
+            </w:r>
+          </w:p>
+        </w:tc>
+        <w:tc>
+          <w:tcPr/>
+          <w:p>
+            <w:pPr>
+              <w:pStyle w:val="Compact"/>
+              <w:jc w:val="left"/>
+            </w:pPr>
+            <w:r>
+              <w:t xml:space="preserve">1A-2 → 2B-2 → 3B-1</w:t>
+            </w:r>
+          </w:p>
+        </w:tc>
+      </w:tr>
+      <w:tr>
+        <w:tc>
+          <w:tcPr/>
+          <w:p>
+            <w:pPr>
+              <w:pStyle w:val="Compact"/>
+              <w:jc w:val="left"/>
+            </w:pPr>
+            <w:r>
+              <w:t xml:space="preserve">1A-3</w:t>
+            </w:r>
+          </w:p>
+        </w:tc>
+        <w:tc>
+          <w:tcPr/>
+          <w:p>
+            <w:pPr>
+              <w:pStyle w:val="Compact"/>
+              <w:jc w:val="left"/>
+            </w:pPr>
+            <w:r>
+              <w:t xml:space="preserve">Initiating/External</w:t>
+            </w:r>
+          </w:p>
+        </w:tc>
+        <w:tc>
+          <w:tcPr/>
+          <w:p>
+            <w:pPr>
+              <w:pStyle w:val="Compact"/>
+              <w:jc w:val="left"/>
+            </w:pPr>
+            <w:r>
+              <w:t xml:space="preserve">The plateau itself (climate, estates, the frontier road)</w:t>
+            </w:r>
+          </w:p>
+        </w:tc>
+        <w:tc>
+          <w:tcPr/>
+          <w:p>
+            <w:pPr>
+              <w:pStyle w:val="Compact"/>
+              <w:jc w:val="left"/>
+            </w:pPr>
+            <w:r>
+              <w:t xml:space="preserve">Primary 2 (philanthropic edge), Supporting 7</w:t>
+            </w:r>
+          </w:p>
+        </w:tc>
+        <w:tc>
+          <w:tcPr/>
+          <w:p>
+            <w:pPr>
+              <w:pStyle w:val="Compact"/>
+              <w:jc w:val="left"/>
+            </w:pPr>
+            <w:r>
+              <w:rPr>
+                <w:iCs/>
+                <w:i/>
+              </w:rPr>
+              <w:t xml:space="preserve">(not named in Section 4)</w:t>
+            </w:r>
+          </w:p>
+        </w:tc>
+      </w:tr>
+      <w:tr>
+        <w:tc>
+          <w:tcPr/>
+          <w:p>
+            <w:pPr>
+              <w:pStyle w:val="Compact"/>
+              <w:jc w:val="left"/>
+            </w:pPr>
+            <w:r>
+              <w:t xml:space="preserve">1B-1</w:t>
+            </w:r>
+          </w:p>
+        </w:tc>
+        <w:tc>
+          <w:tcPr/>
+          <w:p>
+            <w:pPr>
+              <w:pStyle w:val="Compact"/>
+              <w:jc w:val="left"/>
+            </w:pPr>
+            <w:r>
+              <w:t xml:space="preserve">Initiating/Internal</w:t>
+            </w:r>
+          </w:p>
+        </w:tc>
+        <w:tc>
+          <w:tcPr/>
+          <w:p>
+            <w:pPr>
+              <w:pStyle w:val="Compact"/>
+              <w:jc w:val="left"/>
+            </w:pPr>
+            <w:r>
+              <w:t xml:space="preserve">The Thaumaturgan inheritance</w:t>
+            </w:r>
+          </w:p>
+        </w:tc>
+        <w:tc>
+          <w:tcPr/>
+          <w:p>
+            <w:pPr>
+              <w:pStyle w:val="Compact"/>
+              <w:jc w:val="left"/>
+            </w:pPr>
+            <w:r>
+              <w:rPr>
+                <w:iCs/>
+                <w:i/>
+              </w:rPr>
+              <w:t xml:space="preserve">(no gravity named in Section 5 — see note below)</w:t>
+            </w:r>
+          </w:p>
+        </w:tc>
+        <w:tc>
+          <w:tcPr/>
+          <w:p>
+            <w:pPr>
+              <w:pStyle w:val="Compact"/>
+              <w:jc w:val="left"/>
+            </w:pPr>
+            <w:r>
+              <w:rPr>
+                <w:iCs/>
+                <w:i/>
+              </w:rPr>
+              <w:t xml:space="preserve">(not named in Section 4)</w:t>
+            </w:r>
+          </w:p>
+        </w:tc>
+      </w:tr>
+      <w:tr>
+        <w:tc>
+          <w:tcPr/>
+          <w:p>
+            <w:pPr>
+              <w:pStyle w:val="Compact"/>
+              <w:jc w:val="left"/>
+            </w:pPr>
+            <w:r>
+              <w:t xml:space="preserve">1B-2</w:t>
+            </w:r>
+          </w:p>
+        </w:tc>
+        <w:tc>
+          <w:tcPr/>
+          <w:p>
+            <w:pPr>
+              <w:pStyle w:val="Compact"/>
+              <w:jc w:val="left"/>
+            </w:pPr>
+            <w:r>
+              <w:t xml:space="preserve">Initiating/Internal</w:t>
+            </w:r>
+          </w:p>
+        </w:tc>
+        <w:tc>
+          <w:tcPr/>
+          <w:p>
+            <w:pPr>
+              <w:pStyle w:val="Compact"/>
+              <w:jc w:val="left"/>
+            </w:pPr>
+            <w:r>
+              <w:t xml:space="preserve">The Christian gentry household</w:t>
+            </w:r>
+          </w:p>
+        </w:tc>
+        <w:tc>
+          <w:tcPr/>
+          <w:p>
+            <w:pPr>
+              <w:pStyle w:val="Compact"/>
+              <w:jc w:val="left"/>
+            </w:pPr>
+            <w:r>
+              <w:t xml:space="preserve">Primary 2, Supporting 6</w:t>
+            </w:r>
+          </w:p>
+        </w:tc>
+        <w:tc>
+          <w:tcPr/>
+          <w:p>
+            <w:pPr>
+              <w:pStyle w:val="Compact"/>
+              <w:jc w:val="left"/>
+            </w:pPr>
+            <w:r>
+              <w:t xml:space="preserve">1B-2 + 2B-1 → the koinobion</w:t>
+            </w:r>
+          </w:p>
+        </w:tc>
+      </w:tr>
+      <w:tr>
+        <w:tc>
+          <w:tcPr/>
+          <w:p>
+            <w:pPr>
+              <w:pStyle w:val="Compact"/>
+              <w:jc w:val="left"/>
+            </w:pPr>
+            <w:r>
+              <w:t xml:space="preserve">1B-3</w:t>
+            </w:r>
+          </w:p>
+        </w:tc>
+        <w:tc>
+          <w:tcPr/>
+          <w:p>
+            <w:pPr>
+              <w:pStyle w:val="Compact"/>
+              <w:jc w:val="left"/>
+            </w:pPr>
+            <w:r>
+              <w:t xml:space="preserve">Initiating/Internal</w:t>
+            </w:r>
+          </w:p>
+        </w:tc>
+        <w:tc>
+          <w:tcPr/>
+          <w:p>
+            <w:pPr>
+              <w:pStyle w:val="Compact"/>
+              <w:jc w:val="left"/>
+            </w:pPr>
+            <w:r>
+              <w:t xml:space="preserve">Greek paideia as the inherited ladder</w:t>
+            </w:r>
+          </w:p>
+        </w:tc>
+        <w:tc>
+          <w:tcPr/>
+          <w:p>
+            <w:pPr>
+              <w:pStyle w:val="Compact"/>
+              <w:jc w:val="left"/>
+            </w:pPr>
+            <w:r>
+              <w:t xml:space="preserve">Supporting 4, Tensional 11</w:t>
+            </w:r>
+          </w:p>
+        </w:tc>
+        <w:tc>
+          <w:tcPr/>
+          <w:p>
+            <w:pPr>
+              <w:pStyle w:val="Compact"/>
+              <w:jc w:val="left"/>
+            </w:pPr>
+            <w:r>
+              <w:t xml:space="preserve">1B-3 → 2A-3</w:t>
+            </w:r>
+          </w:p>
+        </w:tc>
+      </w:tr>
+      <w:tr>
+        <w:tc>
+          <w:tcPr/>
+          <w:p>
+            <w:pPr>
+              <w:pStyle w:val="Compact"/>
+              <w:jc w:val="left"/>
+            </w:pPr>
+            <w:r>
+              <w:t xml:space="preserve">2A-1</w:t>
+            </w:r>
+          </w:p>
+        </w:tc>
+        <w:tc>
+          <w:tcPr/>
+          <w:p>
+            <w:pPr>
+              <w:pStyle w:val="Compact"/>
+              <w:jc w:val="left"/>
+            </w:pPr>
+            <w:r>
+              <w:t xml:space="preserve">Ongoing/External</w:t>
+            </w:r>
+          </w:p>
+        </w:tc>
+        <w:tc>
+          <w:tcPr/>
+          <w:p>
+            <w:pPr>
+              <w:pStyle w:val="Compact"/>
+              <w:jc w:val="left"/>
+            </w:pPr>
+            <w:r>
+              <w:t xml:space="preserve">Imperial religious policy’s oscillation</w:t>
+            </w:r>
+          </w:p>
+        </w:tc>
+        <w:tc>
+          <w:tcPr/>
+          <w:p>
+            <w:pPr>
+              <w:pStyle w:val="Compact"/>
+              <w:jc w:val="left"/>
+            </w:pPr>
+            <w:r>
+              <w:t xml:space="preserve">Primary 1, Primary 3, Supporting 7, Tensional 8, Tensional 9, Tensional 11</w:t>
+            </w:r>
+          </w:p>
+        </w:tc>
+        <w:tc>
+          <w:tcPr/>
+          <w:p>
+            <w:pPr>
+              <w:pStyle w:val="Compact"/>
+              <w:jc w:val="left"/>
+            </w:pPr>
+            <w:r>
+              <w:t xml:space="preserve">1A-1 → 2A-1 → Primary 1’s portability</w:t>
+            </w:r>
+          </w:p>
+        </w:tc>
+      </w:tr>
+      <w:tr>
+        <w:tc>
+          <w:tcPr/>
+          <w:p>
+            <w:pPr>
+              <w:pStyle w:val="Compact"/>
+              <w:jc w:val="left"/>
+            </w:pPr>
+            <w:r>
+              <w:t xml:space="preserve">2A-2</w:t>
+            </w:r>
+          </w:p>
+        </w:tc>
+        <w:tc>
+          <w:tcPr/>
+          <w:p>
+            <w:pPr>
+              <w:pStyle w:val="Compact"/>
+              <w:jc w:val="left"/>
+            </w:pPr>
+            <w:r>
+              <w:t xml:space="preserve">Ongoing/External</w:t>
+            </w:r>
+          </w:p>
+        </w:tc>
+        <w:tc>
+          <w:tcPr/>
+          <w:p>
+            <w:pPr>
+              <w:pStyle w:val="Compact"/>
+              <w:jc w:val="left"/>
+            </w:pPr>
+            <w:r>
+              <w:t xml:space="preserve">Famine and subsistence crisis</w:t>
+            </w:r>
+          </w:p>
+        </w:tc>
+        <w:tc>
+          <w:tcPr/>
+          <w:p>
+            <w:pPr>
+              <w:pStyle w:val="Compact"/>
+              <w:jc w:val="left"/>
+            </w:pPr>
+            <w:r>
+              <w:t xml:space="preserve">Primary 2, Supporting 7</w:t>
+            </w:r>
+          </w:p>
+        </w:tc>
+        <w:tc>
+          <w:tcPr/>
+          <w:p>
+            <w:pPr>
+              <w:pStyle w:val="Compact"/>
+              <w:jc w:val="left"/>
+            </w:pPr>
+            <w:r>
+              <w:t xml:space="preserve">2A-2 → 2B-1</w:t>
+            </w:r>
+          </w:p>
+        </w:tc>
+      </w:tr>
+      <w:tr>
+        <w:tc>
+          <w:tcPr/>
+          <w:p>
+            <w:pPr>
+              <w:pStyle w:val="Compact"/>
+              <w:jc w:val="left"/>
+            </w:pPr>
+            <w:r>
+              <w:t xml:space="preserve">2A-3</w:t>
+            </w:r>
+          </w:p>
+        </w:tc>
+        <w:tc>
+          <w:tcPr/>
+          <w:p>
+            <w:pPr>
+              <w:pStyle w:val="Compact"/>
+              <w:jc w:val="left"/>
+            </w:pPr>
+            <w:r>
+              <w:t xml:space="preserve">Ongoing/External</w:t>
+            </w:r>
+          </w:p>
+        </w:tc>
+        <w:tc>
+          <w:tcPr/>
+          <w:p>
+            <w:pPr>
+              <w:pStyle w:val="Compact"/>
+              <w:jc w:val="left"/>
+            </w:pPr>
+            <w:r>
+              <w:t xml:space="preserve">The Eunomian movement</w:t>
+            </w:r>
+          </w:p>
+        </w:tc>
+        <w:tc>
+          <w:tcPr/>
+          <w:p>
+            <w:pPr>
+              <w:pStyle w:val="Compact"/>
+              <w:jc w:val="left"/>
+            </w:pPr>
+            <w:r>
+              <w:t xml:space="preserve">Primary 1, Supporting 4, Tensional 11</w:t>
+            </w:r>
+          </w:p>
+        </w:tc>
+        <w:tc>
+          <w:tcPr/>
+          <w:p>
+            <w:pPr>
+              <w:pStyle w:val="Compact"/>
+              <w:jc w:val="left"/>
+            </w:pPr>
+            <w:r>
+              <w:t xml:space="preserve">1B-3 → 2A-3</w:t>
+            </w:r>
+          </w:p>
+        </w:tc>
+      </w:tr>
+      <w:tr>
+        <w:tc>
+          <w:tcPr/>
+          <w:p>
+            <w:pPr>
+              <w:pStyle w:val="Compact"/>
+              <w:jc w:val="left"/>
+            </w:pPr>
+            <w:r>
+              <w:t xml:space="preserve">2B-1</w:t>
+            </w:r>
+          </w:p>
+        </w:tc>
+        <w:tc>
+          <w:tcPr/>
+          <w:p>
+            <w:pPr>
+              <w:pStyle w:val="Compact"/>
+              <w:jc w:val="left"/>
+            </w:pPr>
+            <w:r>
+              <w:t xml:space="preserve">Ongoing/Internal</w:t>
+            </w:r>
+          </w:p>
+        </w:tc>
+        <w:tc>
+          <w:tcPr/>
+          <w:p>
+            <w:pPr>
+              <w:pStyle w:val="Compact"/>
+              <w:jc w:val="left"/>
+            </w:pPr>
+            <w:r>
+              <w:t xml:space="preserve">The ascetic ferment and its ordering</w:t>
+            </w:r>
+          </w:p>
+        </w:tc>
+        <w:tc>
+          <w:tcPr/>
+          <w:p>
+            <w:pPr>
+              <w:pStyle w:val="Compact"/>
+              <w:jc w:val="left"/>
+            </w:pPr>
+            <w:r>
+              <w:t xml:space="preserve">Primary 2, Tensional 8, Tensional 10</w:t>
+            </w:r>
+          </w:p>
+        </w:tc>
+        <w:tc>
+          <w:tcPr/>
+          <w:p>
+            <w:pPr>
+              <w:pStyle w:val="Compact"/>
+              <w:jc w:val="left"/>
+            </w:pPr>
+            <w:r>
+              <w:t xml:space="preserve">1B-2 + 2B-1 → the koinobion; 2A-2 → 2B-1; 2B-1 → 2B-3 → Primary 1’s pneumatology</w:t>
+            </w:r>
+          </w:p>
+        </w:tc>
+      </w:tr>
+      <w:tr>
+        <w:tc>
+          <w:tcPr/>
+          <w:p>
+            <w:pPr>
+              <w:pStyle w:val="Compact"/>
+              <w:jc w:val="left"/>
+            </w:pPr>
+            <w:r>
+              <w:t xml:space="preserve">2B-2</w:t>
+            </w:r>
+          </w:p>
+        </w:tc>
+        <w:tc>
+          <w:tcPr/>
+          <w:p>
+            <w:pPr>
+              <w:pStyle w:val="Compact"/>
+              <w:jc w:val="left"/>
+            </w:pPr>
+            <w:r>
+              <w:t xml:space="preserve">Ongoing/Internal (transmission)</w:t>
+            </w:r>
+          </w:p>
+        </w:tc>
+        <w:tc>
+          <w:tcPr/>
+          <w:p>
+            <w:pPr>
+              <w:pStyle w:val="Compact"/>
+              <w:jc w:val="left"/>
+            </w:pPr>
+            <w:r>
+              <w:t xml:space="preserve">The family and the circle as archive</w:t>
+            </w:r>
+          </w:p>
+        </w:tc>
+        <w:tc>
+          <w:tcPr/>
+          <w:p>
+            <w:pPr>
+              <w:pStyle w:val="Compact"/>
+              <w:jc w:val="left"/>
+            </w:pPr>
+            <w:r>
+              <w:t xml:space="preserve">Supporting 5, Supporting 6</w:t>
+            </w:r>
+          </w:p>
+        </w:tc>
+        <w:tc>
+          <w:tcPr/>
+          <w:p>
+            <w:pPr>
+              <w:pStyle w:val="Compact"/>
+              <w:jc w:val="left"/>
+            </w:pPr>
+            <w:r>
+              <w:t xml:space="preserve">1A-2 → 2B-2 → 3B-1</w:t>
+            </w:r>
+          </w:p>
+        </w:tc>
+      </w:tr>
+      <w:tr>
+        <w:tc>
+          <w:tcPr/>
+          <w:p>
+            <w:pPr>
+              <w:pStyle w:val="Compact"/>
+              <w:jc w:val="left"/>
+            </w:pPr>
+            <w:r>
+              <w:t xml:space="preserve">2B-3</w:t>
+            </w:r>
+          </w:p>
+        </w:tc>
+        <w:tc>
+          <w:tcPr/>
+          <w:p>
+            <w:pPr>
+              <w:pStyle w:val="Compact"/>
+              <w:jc w:val="left"/>
+            </w:pPr>
+            <w:r>
+              <w:t xml:space="preserve">Ongoing/Internal</w:t>
+            </w:r>
+          </w:p>
+        </w:tc>
+        <w:tc>
+          <w:tcPr/>
+          <w:p>
+            <w:pPr>
+              <w:pStyle w:val="Compact"/>
+              <w:jc w:val="left"/>
+            </w:pPr>
+            <w:r>
+              <w:t xml:space="preserve">The network’s strains and ruptures (Sasima, the Eustathius rupture)</w:t>
+            </w:r>
+          </w:p>
+        </w:tc>
+        <w:tc>
+          <w:tcPr/>
+          <w:p>
+            <w:pPr>
+              <w:pStyle w:val="Compact"/>
+              <w:jc w:val="left"/>
+            </w:pPr>
+            <w:r>
+              <w:t xml:space="preserve">Primary 1, Tensional 8, Tensional 9</w:t>
+            </w:r>
+          </w:p>
+        </w:tc>
+        <w:tc>
+          <w:tcPr/>
+          <w:p>
+            <w:pPr>
+              <w:pStyle w:val="Compact"/>
+              <w:jc w:val="left"/>
+            </w:pPr>
+            <w:r>
+              <w:t xml:space="preserve">2B-1 → 2B-3 → Primary 1’s pneumatology</w:t>
+            </w:r>
+          </w:p>
+        </w:tc>
+      </w:tr>
+      <w:tr>
+        <w:tc>
+          <w:tcPr/>
+          <w:p>
+            <w:pPr>
+              <w:pStyle w:val="Compact"/>
+              <w:jc w:val="left"/>
+            </w:pPr>
+            <w:r>
+              <w:t xml:space="preserve">3A-1</w:t>
+            </w:r>
+          </w:p>
+        </w:tc>
+        <w:tc>
+          <w:tcPr/>
+          <w:p>
+            <w:pPr>
+              <w:pStyle w:val="Compact"/>
+              <w:jc w:val="left"/>
+            </w:pPr>
+            <w:r>
+              <w:t xml:space="preserve">Ending/External</w:t>
+            </w:r>
+          </w:p>
+        </w:tc>
+        <w:tc>
+          <w:tcPr/>
+          <w:p>
+            <w:pPr>
+              <w:pStyle w:val="Compact"/>
+              <w:jc w:val="left"/>
+            </w:pPr>
+            <w:r>
+              <w:t xml:space="preserve">The Theodosian settlement — victory as dissolution</w:t>
+            </w:r>
+          </w:p>
+        </w:tc>
+        <w:tc>
+          <w:tcPr/>
+          <w:p>
+            <w:pPr>
+              <w:pStyle w:val="Compact"/>
+              <w:jc w:val="left"/>
+            </w:pPr>
+            <w:r>
+              <w:t xml:space="preserve">Primary 1, Primary 3, Tensional 8, Tensional 9</w:t>
+            </w:r>
+          </w:p>
+        </w:tc>
+        <w:tc>
+          <w:tcPr/>
+          <w:p>
+            <w:pPr>
+              <w:pStyle w:val="Compact"/>
+              <w:jc w:val="left"/>
+            </w:pPr>
+            <w:r>
+              <w:t xml:space="preserve">3A-1 → 3B-2</w:t>
+            </w:r>
+          </w:p>
+        </w:tc>
+      </w:tr>
+      <w:tr>
+        <w:tc>
+          <w:tcPr/>
+          <w:p>
+            <w:pPr>
+              <w:pStyle w:val="Compact"/>
+              <w:jc w:val="left"/>
+            </w:pPr>
+            <w:r>
+              <w:t xml:space="preserve">3A-2</w:t>
+            </w:r>
+          </w:p>
+        </w:tc>
+        <w:tc>
+          <w:tcPr/>
+          <w:p>
+            <w:pPr>
+              <w:pStyle w:val="Compact"/>
+              <w:jc w:val="left"/>
+            </w:pPr>
+            <w:r>
+              <w:t xml:space="preserve">Ending/External</w:t>
+            </w:r>
+          </w:p>
+        </w:tc>
+        <w:tc>
+          <w:tcPr/>
+          <w:p>
+            <w:pPr>
+              <w:pStyle w:val="Compact"/>
+              <w:jc w:val="left"/>
+            </w:pPr>
+            <w:r>
+              <w:t xml:space="preserve">The capital’s gravity (Constantinople’s rise)</w:t>
+            </w:r>
+          </w:p>
+        </w:tc>
+        <w:tc>
+          <w:tcPr/>
+          <w:p>
+            <w:pPr>
+              <w:pStyle w:val="Compact"/>
+              <w:jc w:val="left"/>
+            </w:pPr>
+            <w:r>
+              <w:rPr>
+                <w:iCs/>
+                <w:i/>
+              </w:rPr>
+              <w:t xml:space="preserve">(no gravity named in Section 5 — see note below)</w:t>
+            </w:r>
+          </w:p>
+        </w:tc>
+        <w:tc>
+          <w:tcPr/>
+          <w:p>
+            <w:pPr>
+              <w:pStyle w:val="Compact"/>
+              <w:jc w:val="left"/>
+            </w:pPr>
+            <w:r>
+              <w:rPr>
+                <w:iCs/>
+                <w:i/>
+              </w:rPr>
+              <w:t xml:space="preserve">(not named in Section 4)</w:t>
+            </w:r>
+          </w:p>
+        </w:tc>
+      </w:tr>
+      <w:tr>
+        <w:tc>
+          <w:tcPr/>
+          <w:p>
+            <w:pPr>
+              <w:pStyle w:val="Compact"/>
+              <w:jc w:val="left"/>
+            </w:pPr>
+            <w:r>
+              <w:t xml:space="preserve">3B-1</w:t>
+            </w:r>
+          </w:p>
+        </w:tc>
+        <w:tc>
+          <w:tcPr/>
+          <w:p>
+            <w:pPr>
+              <w:pStyle w:val="Compact"/>
+              <w:jc w:val="left"/>
+            </w:pPr>
+            <w:r>
+              <w:t xml:space="preserve">Ending/Internal</w:t>
+            </w:r>
+          </w:p>
+        </w:tc>
+        <w:tc>
+          <w:tcPr/>
+          <w:p>
+            <w:pPr>
+              <w:pStyle w:val="Compact"/>
+              <w:jc w:val="left"/>
+            </w:pPr>
+            <w:r>
+              <w:t xml:space="preserve">The great generation’s close</w:t>
+            </w:r>
+          </w:p>
+        </w:tc>
+        <w:tc>
+          <w:tcPr/>
+          <w:p>
+            <w:pPr>
+              <w:pStyle w:val="Compact"/>
+              <w:jc w:val="left"/>
+            </w:pPr>
+            <w:r>
+              <w:t xml:space="preserve">Supporting 5, Supporting 6</w:t>
+            </w:r>
+          </w:p>
+        </w:tc>
+        <w:tc>
+          <w:tcPr/>
+          <w:p>
+            <w:pPr>
+              <w:pStyle w:val="Compact"/>
+              <w:jc w:val="left"/>
+            </w:pPr>
+            <w:r>
+              <w:t xml:space="preserve">1A-2 → 2B-2 → 3B-1</w:t>
+            </w:r>
+          </w:p>
+        </w:tc>
+      </w:tr>
+      <w:tr>
+        <w:tc>
+          <w:tcPr/>
+          <w:p>
+            <w:pPr>
+              <w:pStyle w:val="Compact"/>
+              <w:jc w:val="left"/>
+            </w:pPr>
+            <w:r>
+              <w:t xml:space="preserve">3B-2</w:t>
+            </w:r>
+          </w:p>
+        </w:tc>
+        <w:tc>
+          <w:tcPr/>
+          <w:p>
+            <w:pPr>
+              <w:pStyle w:val="Compact"/>
+              <w:jc w:val="left"/>
+            </w:pPr>
+            <w:r>
+              <w:t xml:space="preserve">Ending/Internal (transmission)</w:t>
+            </w:r>
+          </w:p>
+        </w:tc>
+        <w:tc>
+          <w:tcPr/>
+          <w:p>
+            <w:pPr>
+              <w:pStyle w:val="Compact"/>
+              <w:jc w:val="left"/>
+            </w:pPr>
+            <w:r>
+              <w:t xml:space="preserve">Canonization and the sieve</w:t>
+            </w:r>
+          </w:p>
+        </w:tc>
+        <w:tc>
+          <w:tcPr/>
+          <w:p>
+            <w:pPr>
+              <w:pStyle w:val="Compact"/>
+              <w:jc w:val="left"/>
+            </w:pPr>
+            <w:r>
+              <w:t xml:space="preserve">Primary 1</w:t>
+            </w:r>
+          </w:p>
+        </w:tc>
+        <w:tc>
+          <w:tcPr/>
+          <w:p>
+            <w:pPr>
+              <w:pStyle w:val="Compact"/>
+              <w:jc w:val="left"/>
+            </w:pPr>
+            <w:r>
+              <w:t xml:space="preserve">3A-1 → 3B-2</w:t>
+            </w:r>
+          </w:p>
+        </w:tc>
+      </w:tr>
+      <w:tr>
+        <w:tc>
+          <w:tcPr/>
+          <w:p>
+            <w:pPr>
+              <w:pStyle w:val="Compact"/>
+              <w:jc w:val="left"/>
+            </w:pPr>
+            <w:r>
+              <w:t xml:space="preserve">3B-3</w:t>
+            </w:r>
+          </w:p>
+        </w:tc>
+        <w:tc>
+          <w:tcPr/>
+          <w:p>
+            <w:pPr>
+              <w:pStyle w:val="Compact"/>
+              <w:jc w:val="left"/>
+            </w:pPr>
+            <w:r>
+              <w:t xml:space="preserve">Ending/Internal</w:t>
+            </w:r>
+          </w:p>
+        </w:tc>
+        <w:tc>
+          <w:tcPr/>
+          <w:p>
+            <w:pPr>
+              <w:pStyle w:val="Compact"/>
+              <w:jc w:val="left"/>
+            </w:pPr>
+            <w:r>
+              <w:t xml:space="preserve">The movement institutionalized</w:t>
+            </w:r>
+          </w:p>
+        </w:tc>
+        <w:tc>
+          <w:tcPr/>
+          <w:p>
+            <w:pPr>
+              <w:pStyle w:val="Compact"/>
+              <w:jc w:val="left"/>
+            </w:pPr>
+            <w:r>
+              <w:t xml:space="preserve">Primary 2, Tensional 10</w:t>
+            </w:r>
+          </w:p>
+        </w:tc>
+        <w:tc>
+          <w:tcPr/>
+          <w:p>
+            <w:pPr>
+              <w:pStyle w:val="Compact"/>
+              <w:jc w:val="left"/>
+            </w:pPr>
+            <w:r>
+              <w:rPr>
+                <w:iCs/>
+                <w:i/>
+              </w:rPr>
+              <w:t xml:space="preserve">(not named in Section 4)</w:t>
+            </w:r>
+          </w:p>
+        </w:tc>
+      </w:tr>
+    </w:tbl>
+    <w:p>
+      <w:pPr>
+        <w:pStyle w:val="BodyText"/>
+      </w:pPr>
+      <w:r>
+        <w:rPr>
+          <w:bCs/>
+          <w:b/>
+        </w:rPr>
+        <w:t xml:space="preserve">Gap this index surfaced, not resolved here:</w:t>
+      </w:r>
+      <w:r>
+        <w:t xml:space="preserve"> </w:t>
+      </w:r>
+      <w:r>
+        <w:t xml:space="preserve">two forces —</w:t>
+      </w:r>
+      <w:r>
+        <w:t xml:space="preserve"> </w:t>
+      </w:r>
+      <w:r>
+        <w:rPr>
+          <w:bCs/>
+          <w:b/>
+        </w:rPr>
+        <w:t xml:space="preserve">1B-1</w:t>
+      </w:r>
+      <w:r>
+        <w:t xml:space="preserve"> </w:t>
+      </w:r>
+      <w:r>
+        <w:t xml:space="preserve">(the Thaumaturgan inheritance) and</w:t>
+      </w:r>
+      <w:r>
+        <w:t xml:space="preserve"> </w:t>
+      </w:r>
+      <w:r>
+        <w:rPr>
+          <w:bCs/>
+          <w:b/>
+        </w:rPr>
+        <w:t xml:space="preserve">3A-2</w:t>
+      </w:r>
+      <w:r>
+        <w:t xml:space="preserve"> </w:t>
+      </w:r>
+      <w:r>
+        <w:t xml:space="preserve">(the capital’s gravity) — have no explicit gravity linkage in Section 5, even though each has a stated Layer 3 formation impact of its own (1B-1 grounds the paradosis argument and the lineal-memory structure per its own entry; 3A-2 relocates the monk-bishop model and festal-theological corpus at the empire’s center). Supplying a gravity linkage for either would be a new synthesis judgment, not a mechanical index entry, so it is named here as a finding for a future revision round rather than invented now.</w:t>
+      </w:r>
+    </w:p>
+    <w:bookmarkEnd w:id="22"/>
+    <w:bookmarkStart w:id="46" w:name="section-3-the-six-cell-matrix"/>
+    <w:p>
+      <w:pPr>
+        <w:pStyle w:val="Heading2"/>
+      </w:pPr>
       <w:r>
         <w:t xml:space="preserve">Section 3 — The Six-Cell Matrix</w:t>
       </w:r>
-      <w:bookmarkEnd w:id="23"/>
-    </w:p>
+    </w:p>
+    <w:bookmarkStart w:id="26" w:name="cell-1a-initiating-external"/>
     <w:p>
       <w:pPr>
         <w:pStyle w:val="Heading3"/>
       </w:pPr>
-      <w:bookmarkStart w:id="24" w:name="cell-1a-initiating-external"/>
       <w:r>
         <w:t xml:space="preserve">CELL 1A — INITIATING / EXTERNAL</w:t>
       </w:r>
-      <w:bookmarkEnd w:id="24"/>
-    </w:p>
+    </w:p>
+    <w:bookmarkStart w:id="23" w:name="X29aa316aec06eb52e076111c77013d9a9d926cf"/>
     <w:p>
       <w:pPr>
         <w:pStyle w:val="Heading4"/>
       </w:pPr>
-      <w:bookmarkStart w:id="25" w:name="X29aa316aec06eb52e076111c77013d9a9d926cf"/>
       <w:r>
         <w:t xml:space="preserve">Force 1A-1: The imperial church’s arrival (peace, councils, court formulas)</w:t>
       </w:r>
-      <w:bookmarkEnd w:id="25"/>
     </w:p>
     <w:p>
       <w:pPr>
@@ -149,6 +1384,7 @@
       </w:pPr>
       <w:r>
         <w:rPr>
+          <w:bCs/>
           <w:b/>
         </w:rPr>
         <w:t xml:space="preserve">Layer 1 — Historical Event:</w:t>
@@ -164,6 +1400,7 @@
       </w:r>
       <w:r>
         <w:rPr>
+          <w:bCs/>
           <w:b/>
         </w:rPr>
         <w:t xml:space="preserve">Layer 2 — World’s Own Experience:</w:t>
@@ -179,6 +1416,7 @@
       </w:r>
       <w:r>
         <w:rPr>
+          <w:bCs/>
           <w:b/>
         </w:rPr>
         <w:t xml:space="preserve">Layer 3 — Formation Impact:</w:t>
@@ -194,6 +1432,7 @@
       </w:r>
       <w:r>
         <w:rPr>
+          <w:iCs/>
           <w:i/>
         </w:rPr>
         <w:t xml:space="preserve">contested inheritance</w:t>
@@ -205,15 +1444,15 @@
         <w:t xml:space="preserve">rather than a settled possession — which drove Primary 1’s precision and the distributed, portable authority-structure (Doc_07 2C); planted the lifelong wariness of courts and synods in the world’s own voice.</w:t>
       </w:r>
     </w:p>
+    <w:bookmarkEnd w:id="23"/>
+    <w:bookmarkStart w:id="24" w:name="Xb90e55daac1d7d4d988fd9e42449c218cec5d5a"/>
     <w:p>
       <w:pPr>
         <w:pStyle w:val="Heading4"/>
       </w:pPr>
-      <w:bookmarkStart w:id="26" w:name="Xb90e55daac1d7d4d988fd9e42449c218cec5d5a"/>
       <w:r>
         <w:t xml:space="preserve">Force 1A-2: The last persecutions’ nearness</w:t>
       </w:r>
-      <w:bookmarkEnd w:id="26"/>
     </w:p>
     <w:p>
       <w:pPr>
@@ -221,6 +1460,7 @@
       </w:pPr>
       <w:r>
         <w:rPr>
+          <w:bCs/>
           <w:b/>
         </w:rPr>
         <w:t xml:space="preserve">Layer 1 — Historical Event:</w:t>
@@ -236,6 +1476,7 @@
       </w:r>
       <w:r>
         <w:rPr>
+          <w:bCs/>
           <w:b/>
         </w:rPr>
         <w:t xml:space="preserve">Layer 2 — World’s Own Experience:</w:t>
@@ -251,6 +1492,7 @@
       </w:r>
       <w:r>
         <w:rPr>
+          <w:bCs/>
           <w:b/>
         </w:rPr>
         <w:t xml:space="preserve">Layer 3 — Formation Impact:</w:t>
@@ -262,15 +1504,15 @@
         <w:t xml:space="preserve">Supplied Supporting Gravity 5 (the martyrs’ land) with unusual freshness; bound family memory to church memory (the estate relics — the lineal-memory pattern, Doc_07 2F); gave the endurance-ethic its exemplars when the pressure returned in subtler forms (exile, not arena).</w:t>
       </w:r>
     </w:p>
+    <w:bookmarkEnd w:id="24"/>
+    <w:bookmarkStart w:id="25" w:name="X824f08465ed8f33c0f3590506ecaf4204e81c2b"/>
     <w:p>
       <w:pPr>
         <w:pStyle w:val="Heading4"/>
       </w:pPr>
-      <w:bookmarkStart w:id="27" w:name="X824f08465ed8f33c0f3590506ecaf4204e81c2b"/>
       <w:r>
         <w:t xml:space="preserve">Force 1A-3: The plateau itself (climate, estates, the frontier road)</w:t>
       </w:r>
-      <w:bookmarkEnd w:id="27"/>
     </w:p>
     <w:p>
       <w:pPr>
@@ -278,6 +1520,7 @@
       </w:pPr>
       <w:r>
         <w:rPr>
+          <w:bCs/>
           <w:b/>
         </w:rPr>
         <w:t xml:space="preserve">Layer 1 — Historical Event:</w:t>
@@ -293,6 +1536,7 @@
       </w:r>
       <w:r>
         <w:rPr>
+          <w:bCs/>
           <w:b/>
         </w:rPr>
         <w:t xml:space="preserve">Layer 2 — World’s Own Experience:</w:t>
@@ -323,6 +1567,7 @@
       </w:r>
       <w:r>
         <w:rPr>
+          <w:bCs/>
           <w:b/>
         </w:rPr>
         <w:t xml:space="preserve">Layer 3 — Formation Impact:</w:t>
@@ -334,25 +1579,25 @@
         <w:t xml:space="preserve">Made wealth and hunger formation-questions rather than background (the famine preaching; Primary 2’s philanthropic edge); shaped the church’s civic role (patron, granary-shamer, relief system — Supporting 7); its distances and winters texture the world’s self-reliance (its own center because far from every other).</w:t>
       </w:r>
     </w:p>
+    <w:bookmarkEnd w:id="25"/>
+    <w:bookmarkEnd w:id="26"/>
+    <w:bookmarkStart w:id="30" w:name="cell-1b-initiating-internal"/>
     <w:p>
       <w:pPr>
         <w:pStyle w:val="Heading3"/>
       </w:pPr>
-      <w:bookmarkStart w:id="28" w:name="cell-1b-initiating-internal"/>
       <w:r>
         <w:t xml:space="preserve">CELL 1B — INITIATING / INTERNAL</w:t>
       </w:r>
-      <w:bookmarkEnd w:id="28"/>
-    </w:p>
+    </w:p>
+    <w:bookmarkStart w:id="27" w:name="force-1b-1-the-thaumaturgan-inheritance"/>
     <w:p>
       <w:pPr>
         <w:pStyle w:val="Heading4"/>
       </w:pPr>
-      <w:bookmarkStart w:id="29" w:name="force-1b-1-the-thaumaturgan-inheritance"/>
       <w:r>
         <w:t xml:space="preserve">Force 1B-1: The Thaumaturgan inheritance</w:t>
       </w:r>
-      <w:bookmarkEnd w:id="29"/>
     </w:p>
     <w:p>
       <w:pPr>
@@ -360,6 +1605,7 @@
       </w:pPr>
       <w:r>
         <w:rPr>
+          <w:bCs/>
           <w:b/>
         </w:rPr>
         <w:t xml:space="preserve">Layer 1 — Historical Event:</w:t>
@@ -375,6 +1621,7 @@
       </w:r>
       <w:r>
         <w:rPr>
+          <w:bCs/>
           <w:b/>
         </w:rPr>
         <w:t xml:space="preserve">Layer 2 — World’s Own Experience:</w:t>
@@ -390,6 +1637,7 @@
       </w:r>
       <w:r>
         <w:rPr>
+          <w:bCs/>
           <w:b/>
         </w:rPr>
         <w:t xml:space="preserve">Layer 3 — Formation Impact:</w:t>
@@ -401,15 +1649,15 @@
         <w:t xml:space="preserve">Grounded the paradosis argument (unwritten customs as carriers — Doc_06 §4) and the world’s receiving self-understanding; gave regional practice a warrant older than the current quarrels; fed the lineal-memory structure (Doc_07 2F).</w:t>
       </w:r>
     </w:p>
+    <w:bookmarkEnd w:id="27"/>
+    <w:bookmarkStart w:id="28" w:name="Xafebb2044d7c5044c29c03d35b140ce6bdc1f39"/>
     <w:p>
       <w:pPr>
         <w:pStyle w:val="Heading4"/>
       </w:pPr>
-      <w:bookmarkStart w:id="30" w:name="Xafebb2044d7c5044c29c03d35b140ce6bdc1f39"/>
       <w:r>
         <w:t xml:space="preserve">Force 1B-2: The Christian gentry household</w:t>
       </w:r>
-      <w:bookmarkEnd w:id="30"/>
     </w:p>
     <w:p>
       <w:pPr>
@@ -417,6 +1665,7 @@
       </w:pPr>
       <w:r>
         <w:rPr>
+          <w:bCs/>
           <w:b/>
         </w:rPr>
         <w:t xml:space="preserve">Layer 1 — Historical Event:</w:t>
@@ -443,13 +1692,14 @@
         <w:t xml:space="preserve"> </w:t>
       </w:r>
       <w:r>
-        <w:t xml:space="preserve">Documented as the writing families’ record; its typicality beyond them is the named visibility problem (Doc_04 §2).</w:t>
-      </w:r>
-      <w:r>
-        <w:t xml:space="preserve"> </w:t>
-      </w:r>
-      <w:r>
-        <w:rPr>
+        <w:t xml:space="preserve">Documented as the writing families’ record; its typicality beyond them is the named visibility problem (Doc_04 §3.1).</w:t>
+      </w:r>
+      <w:r>
+        <w:t xml:space="preserve"> </w:t>
+      </w:r>
+      <w:r>
+        <w:rPr>
+          <w:bCs/>
           <w:b/>
         </w:rPr>
         <w:t xml:space="preserve">Layer 2 — World’s Own Experience:</w:t>
@@ -465,6 +1715,7 @@
       </w:r>
       <w:r>
         <w:rPr>
+          <w:bCs/>
           <w:b/>
         </w:rPr>
         <w:t xml:space="preserve">Layer 3 — Formation Impact:</w:t>
@@ -476,15 +1727,15 @@
         <w:t xml:space="preserve">Supplied Supporting Gravity 6 and the world’s formation arc’s first stage; produced the leadership pattern (household → paideia → renunciation → conscription); and — as transmission force — made the world’s archive a family memorial (see 2B-2, 3B-2).</w:t>
       </w:r>
     </w:p>
+    <w:bookmarkEnd w:id="28"/>
+    <w:bookmarkStart w:id="29" w:name="X75bf6b072cd4dada0244b44421d2cd86b54348e"/>
     <w:p>
       <w:pPr>
         <w:pStyle w:val="Heading4"/>
       </w:pPr>
-      <w:bookmarkStart w:id="31" w:name="X75bf6b072cd4dada0244b44421d2cd86b54348e"/>
       <w:r>
         <w:t xml:space="preserve">Force 1B-3: Greek paideia as the inherited ladder</w:t>
       </w:r>
-      <w:bookmarkEnd w:id="31"/>
     </w:p>
     <w:p>
       <w:pPr>
@@ -492,6 +1743,7 @@
       </w:pPr>
       <w:r>
         <w:rPr>
+          <w:bCs/>
           <w:b/>
         </w:rPr>
         <w:t xml:space="preserve">Layer 1 — Historical Event:</w:t>
@@ -507,6 +1759,7 @@
       </w:r>
       <w:r>
         <w:rPr>
+          <w:bCs/>
           <w:b/>
         </w:rPr>
         <w:t xml:space="preserve">Layer 2 — World’s Own Experience:</w:t>
@@ -522,6 +1775,7 @@
       </w:r>
       <w:r>
         <w:rPr>
+          <w:iCs/>
           <w:i/>
         </w:rPr>
         <w:t xml:space="preserve">for</w:t>
@@ -534,6 +1788,7 @@
       </w:r>
       <w:r>
         <w:rPr>
+          <w:bCs/>
           <w:b/>
         </w:rPr>
         <w:t xml:space="preserve">Layer 3 — Formation Impact:</w:t>
@@ -563,25 +1818,25 @@
         <w:t xml:space="preserve">repossession (the renounced life claiming the school’s crown-word); created the elite-register boundary the build names honestly (the plateau never saw Athens).</w:t>
       </w:r>
     </w:p>
+    <w:bookmarkEnd w:id="29"/>
+    <w:bookmarkEnd w:id="30"/>
+    <w:bookmarkStart w:id="34" w:name="cell-2a-ongoing-external"/>
     <w:p>
       <w:pPr>
         <w:pStyle w:val="Heading3"/>
       </w:pPr>
-      <w:bookmarkStart w:id="32" w:name="cell-2a-ongoing-external"/>
       <w:r>
         <w:t xml:space="preserve">CELL 2A — ONGOING / EXTERNAL</w:t>
       </w:r>
-      <w:bookmarkEnd w:id="32"/>
-    </w:p>
+    </w:p>
+    <w:bookmarkStart w:id="31" w:name="X6ce52421c38bdfdb201240310a46a7280b6136a"/>
     <w:p>
       <w:pPr>
         <w:pStyle w:val="Heading4"/>
       </w:pPr>
-      <w:bookmarkStart w:id="33" w:name="X6ce52421c38bdfdb201240310a46a7280b6136a"/>
       <w:r>
         <w:t xml:space="preserve">Force 2A-1: Imperial religious policy’s oscillation</w:t>
       </w:r>
-      <w:bookmarkEnd w:id="33"/>
     </w:p>
     <w:p>
       <w:pPr>
@@ -589,6 +1844,7 @@
       </w:pPr>
       <w:r>
         <w:rPr>
+          <w:bCs/>
           <w:b/>
         </w:rPr>
         <w:t xml:space="preserve">Layer 1 — Historical Event:</w:t>
@@ -604,6 +1860,7 @@
       </w:r>
       <w:r>
         <w:rPr>
+          <w:bCs/>
           <w:b/>
         </w:rPr>
         <w:t xml:space="preserve">Layer 2 — World’s Own Experience:</w:t>
@@ -619,6 +1876,7 @@
       </w:r>
       <w:r>
         <w:rPr>
+          <w:bCs/>
           <w:b/>
         </w:rPr>
         <w:t xml:space="preserve">Layer 3 — Formation Impact:</w:t>
@@ -630,15 +1888,15 @@
         <w:t xml:space="preserve">Kept Primary 3 permanently active (endurance, not settlement); forced Primary 1’s portability (formula, doxology, psalm — exile-proof possessions); made exile the era’s shape of confessorship (Doc_06 §39); armed the paideia gravity’s crisis (the edict); taught the distinction between the age’s weather and its direction (Doc_07 2B temporal assumptions).</w:t>
       </w:r>
     </w:p>
+    <w:bookmarkEnd w:id="31"/>
+    <w:bookmarkStart w:id="32" w:name="force-2a-2-famine-and-subsistence-crisis"/>
     <w:p>
       <w:pPr>
         <w:pStyle w:val="Heading4"/>
       </w:pPr>
-      <w:bookmarkStart w:id="34" w:name="force-2a-2-famine-and-subsistence-crisis"/>
       <w:r>
         <w:t xml:space="preserve">Force 2A-2: Famine and subsistence crisis</w:t>
       </w:r>
-      <w:bookmarkEnd w:id="34"/>
     </w:p>
     <w:p>
       <w:pPr>
@@ -646,6 +1904,7 @@
       </w:pPr>
       <w:r>
         <w:rPr>
+          <w:bCs/>
           <w:b/>
         </w:rPr>
         <w:t xml:space="preserve">Layer 1 — Historical Event:</w:t>
@@ -654,7 +1913,7 @@
         <w:t xml:space="preserve"> </w:t>
       </w:r>
       <w:r>
-        <w:t xml:space="preserve">The famine of c. 368/9 (drought, failed harvest, hoarding and speculation) strikes the region; Basil’s famine homilies respond and organize relief; the Basileias complex follows as permanent institution (Documented: homilies, correspondence with officials, the encomium’s</w:t>
+        <w:t xml:space="preserve">The famine of c. 368/9 (drought, failed harvest, hoarding and speculation) strikes the region; Basil’s famine homilies respond and organize relief; the poorhouse-hospital complex follows as permanent institution (Documented: homilies, correspondence with officials, the encomium’s</w:t>
       </w:r>
       <w:r>
         <w:t xml:space="preserve"> </w:t>
@@ -669,6 +1928,64 @@
         <w:t xml:space="preserve">”</w:t>
       </w:r>
       <w:r>
+        <w:t xml:space="preserve"> </w:t>
+      </w:r>
+      <w:r>
+        <w:t xml:space="preserve">—</w:t>
+      </w:r>
+      <w:r>
+        <w:t xml:space="preserve"> </w:t>
+      </w:r>
+      <w:r>
+        <w:rPr>
+          <w:bCs/>
+          <w:b/>
+        </w:rPr>
+        <w:t xml:space="preserve">not</w:t>
+      </w:r>
+      <w:r>
+        <w:rPr>
+          <w:bCs/>
+          <w:b/>
+        </w:rPr>
+        <w:t xml:space="preserve"> </w:t>
+      </w:r>
+      <w:r>
+        <w:rPr>
+          <w:bCs/>
+          <w:b/>
+        </w:rPr>
+        <w:t xml:space="preserve">“</w:t>
+      </w:r>
+      <w:r>
+        <w:rPr>
+          <w:bCs/>
+          <w:b/>
+        </w:rPr>
+        <w:t xml:space="preserve">the Basileias,</w:t>
+      </w:r>
+      <w:r>
+        <w:rPr>
+          <w:bCs/>
+          <w:b/>
+        </w:rPr>
+        <w:t xml:space="preserve">”</w:t>
+      </w:r>
+      <w:r>
+        <w:rPr>
+          <w:bCs/>
+          <w:b/>
+        </w:rPr>
+        <w:t xml:space="preserve"> </w:t>
+      </w:r>
+      <w:r>
+        <w:rPr>
+          <w:bCs/>
+          <w:b/>
+        </w:rPr>
+        <w:t xml:space="preserve">a later name (Sozomen and subsequent usage), not this world’s own word for it, per Doc_02 §2’s correction</w:t>
+      </w:r>
+      <w:r>
         <w:t xml:space="preserve">).</w:t>
       </w:r>
       <w:r>
@@ -676,6 +1993,7 @@
       </w:r>
       <w:r>
         <w:rPr>
+          <w:bCs/>
           <w:b/>
         </w:rPr>
         <w:t xml:space="preserve">Layer 2 — World’s Own Experience:</w:t>
@@ -691,6 +2009,7 @@
       </w:r>
       <w:r>
         <w:rPr>
+          <w:bCs/>
           <w:b/>
         </w:rPr>
         <w:t xml:space="preserve">Layer 3 — Formation Impact:</w:t>
@@ -699,18 +2018,18 @@
         <w:t xml:space="preserve"> </w:t>
       </w:r>
       <w:r>
-        <w:t xml:space="preserve">Converted the wealth-critique from moral commonplace to famine-year accusation (pleonexia — Doc_06 §24); produced Primary 2’s civic edge (the Basileias); fixed philoptōchia as the formation test; enlarged the bishop’s patronal role (Supporting 7).</w:t>
-      </w:r>
-    </w:p>
+        <w:t xml:space="preserve">Converted the wealth-critique from moral commonplace to famine-year accusation (pleonexia — Doc_06 §24); produced Primary 2’s civic edge (the poorhouse complex); fixed philoptōchia as the formation test; enlarged the bishop’s patronal role (Supporting 7).</w:t>
+      </w:r>
+    </w:p>
+    <w:bookmarkEnd w:id="32"/>
+    <w:bookmarkStart w:id="33" w:name="force-2a-3-the-eunomian-movement"/>
     <w:p>
       <w:pPr>
         <w:pStyle w:val="Heading4"/>
       </w:pPr>
-      <w:bookmarkStart w:id="35" w:name="force-2a-3-the-eunomian-movement"/>
       <w:r>
         <w:t xml:space="preserve">Force 2A-3: The Eunomian movement</w:t>
       </w:r>
-      <w:bookmarkEnd w:id="35"/>
     </w:p>
     <w:p>
       <w:pPr>
@@ -718,6 +2037,7 @@
       </w:pPr>
       <w:r>
         <w:rPr>
+          <w:bCs/>
           <w:b/>
         </w:rPr>
         <w:t xml:space="preserve">Layer 1 — Historical Event:</w:t>
@@ -751,6 +2071,7 @@
       </w:r>
       <w:r>
         <w:rPr>
+          <w:bCs/>
           <w:b/>
         </w:rPr>
         <w:t xml:space="preserve">Layer 2 — World’s Own Experience:</w:t>
@@ -766,6 +2087,7 @@
       </w:r>
       <w:r>
         <w:rPr>
+          <w:bCs/>
           <w:b/>
         </w:rPr>
         <w:t xml:space="preserve">Layer 3 — Formation Impact:</w:t>
@@ -777,25 +2099,25 @@
         <w:t xml:space="preserve">Forced the epistemology of religious language into explicit form (akatalēpsia, epinoia/energeia — Doc_06 §§2, 15); made presumption the emblematic spiritual danger (Doc_07 2A); sharpened the boundary’s far edge (rebaptism versus graded reception — Doc_07 2D); disciplined the paideia gravity (logic humbled by logic).</w:t>
       </w:r>
     </w:p>
+    <w:bookmarkEnd w:id="33"/>
+    <w:bookmarkEnd w:id="34"/>
+    <w:bookmarkStart w:id="38" w:name="X27e1207e8d284956b6ac6927a468a3a94d38103"/>
     <w:p>
       <w:pPr>
         <w:pStyle w:val="Heading3"/>
       </w:pPr>
-      <w:bookmarkStart w:id="36" w:name="X27e1207e8d284956b6ac6927a468a3a94d38103"/>
       <w:r>
         <w:t xml:space="preserve">CELL 2B — ONGOING / INTERNAL [Transmission dimension included]</w:t>
       </w:r>
-      <w:bookmarkEnd w:id="36"/>
-    </w:p>
+    </w:p>
+    <w:bookmarkStart w:id="35" w:name="X0734062eaa7b5a6fca51b43890860225845b47c"/>
     <w:p>
       <w:pPr>
         <w:pStyle w:val="Heading4"/>
       </w:pPr>
-      <w:bookmarkStart w:id="37" w:name="X0734062eaa7b5a6fca51b43890860225845b47c"/>
       <w:r>
         <w:t xml:space="preserve">Force 2B-1: The ascetic ferment and its ordering</w:t>
       </w:r>
-      <w:bookmarkEnd w:id="37"/>
     </w:p>
     <w:p>
       <w:pPr>
@@ -803,6 +2125,7 @@
       </w:pPr>
       <w:r>
         <w:rPr>
+          <w:bCs/>
           <w:b/>
         </w:rPr>
         <w:t xml:space="preserve">Layer 1 — Historical Event:</w:t>
@@ -818,6 +2141,7 @@
       </w:r>
       <w:r>
         <w:rPr>
+          <w:bCs/>
           <w:b/>
         </w:rPr>
         <w:t xml:space="preserve">Layer 2 — World’s Own Experience:</w:t>
@@ -833,6 +2157,7 @@
       </w:r>
       <w:r>
         <w:rPr>
+          <w:bCs/>
           <w:b/>
         </w:rPr>
         <w:t xml:space="preserve">Layer 3 — Formation Impact:</w:t>
@@ -844,15 +2169,15 @@
         <w:t xml:space="preserve">Produced Primary Gravity 2’s institutional form (the ordered adelphotēs) and Tensional 10 (renunciation against order — never fully retired); made the household a boundary zone; staffed the philanthropic institutions (ascetics as nurses); seeded the monk-bishop pattern (the communities as the episcopate’s seminary — Dominant Modern Reconstruction as synthesis).</w:t>
       </w:r>
     </w:p>
+    <w:bookmarkEnd w:id="35"/>
+    <w:bookmarkStart w:id="36" w:name="Xcc2427722b870c15e519680e52c752582f76ee9"/>
     <w:p>
       <w:pPr>
         <w:pStyle w:val="Heading4"/>
       </w:pPr>
-      <w:bookmarkStart w:id="38" w:name="Xcc2427722b870c15e519680e52c752582f76ee9"/>
       <w:r>
         <w:t xml:space="preserve">Force 2B-2: Transmission (ongoing) — the family and the circle as archive</w:t>
       </w:r>
-      <w:bookmarkEnd w:id="38"/>
     </w:p>
     <w:p>
       <w:pPr>
@@ -860,6 +2185,7 @@
       </w:pPr>
       <w:r>
         <w:rPr>
+          <w:bCs/>
           <w:b/>
         </w:rPr>
         <w:t xml:space="preserve">Layer 1 — Historical Event:</w:t>
@@ -875,6 +2201,7 @@
       </w:r>
       <w:r>
         <w:rPr>
+          <w:bCs/>
           <w:b/>
         </w:rPr>
         <w:t xml:space="preserve">Layer 2 — World’s Own Experience:</w:t>
@@ -890,6 +2217,7 @@
       </w:r>
       <w:r>
         <w:rPr>
+          <w:bCs/>
           <w:b/>
         </w:rPr>
         <w:t xml:space="preserve">Layer 3 — Formation Impact:</w:t>
@@ -898,18 +2226,18 @@
         <w:t xml:space="preserve"> </w:t>
       </w:r>
       <w:r>
-        <w:t xml:space="preserve">Built the Author Gravity structure Doc_02 maps (one family’s voice as the world’s record); made the family-lineage gravity partly an archival artifact (the Doc_04 §2 distinction, structurally confirmed here); ensured the world reaches us self-memorialized — its grief literature, its friendship, its own greatness already framed by its own members; every downstream document (including this build) inherits that frame and must keep saying so.</w:t>
-      </w:r>
-    </w:p>
+        <w:t xml:space="preserve">Built the Author Gravity structure Doc_02 maps (one family’s voice as the world’s record); made the family-lineage gravity partly an archival artifact (the Doc_04 §3.1 distinction, structurally confirmed here); ensured the world reaches us self-memorialized — its grief literature, its friendship, its own greatness already framed by its own members; every downstream document (including this build) inherits that frame and must keep saying so.</w:t>
+      </w:r>
+    </w:p>
+    <w:bookmarkEnd w:id="36"/>
+    <w:bookmarkStart w:id="37" w:name="X6f1770fcf4f34db17d71e6a1a4beb198f42cb9d"/>
     <w:p>
       <w:pPr>
         <w:pStyle w:val="Heading4"/>
       </w:pPr>
-      <w:bookmarkStart w:id="39" w:name="X6f1770fcf4f34db17d71e6a1a4beb198f42cb9d"/>
       <w:r>
         <w:t xml:space="preserve">Force 2B-3: The network’s strains and ruptures</w:t>
       </w:r>
-      <w:bookmarkEnd w:id="39"/>
     </w:p>
     <w:p>
       <w:pPr>
@@ -917,6 +2245,7 @@
       </w:pPr>
       <w:r>
         <w:rPr>
+          <w:bCs/>
           <w:b/>
         </w:rPr>
         <w:t xml:space="preserve">Layer 1 — Historical Event:</w:t>
@@ -932,6 +2261,7 @@
       </w:r>
       <w:r>
         <w:rPr>
+          <w:bCs/>
           <w:b/>
         </w:rPr>
         <w:t xml:space="preserve">Layer 2 — World’s Own Experience:</w:t>
@@ -947,6 +2277,7 @@
       </w:r>
       <w:r>
         <w:rPr>
+          <w:bCs/>
           <w:b/>
         </w:rPr>
         <w:t xml:space="preserve">Layer 3 — Formation Impact:</w:t>
@@ -958,25 +2289,25 @@
         <w:t xml:space="preserve">Made the pneumatological line personally costly (Primary 1’s Spirit-precision cut through a friendship — the world knows what its exactness costs); fed Tensional 8 (Sasima is hēsychia’s wound made institutional) and Tensional 9 (reserve argued between friends); taught the world’s texture of grief to include broken bonds, not only graves.</w:t>
       </w:r>
     </w:p>
+    <w:bookmarkEnd w:id="37"/>
+    <w:bookmarkEnd w:id="38"/>
+    <w:bookmarkStart w:id="41" w:name="cell-3a-endingtransforming-external"/>
     <w:p>
       <w:pPr>
         <w:pStyle w:val="Heading3"/>
       </w:pPr>
-      <w:bookmarkStart w:id="40" w:name="cell-3a-endingtransforming-external"/>
       <w:r>
         <w:t xml:space="preserve">CELL 3A — ENDING/TRANSFORMING / EXTERNAL</w:t>
       </w:r>
-      <w:bookmarkEnd w:id="40"/>
-    </w:p>
+    </w:p>
+    <w:bookmarkStart w:id="39" w:name="X940dfb0b917393e7ffafb81f97ee1bb5304b7b6"/>
     <w:p>
       <w:pPr>
         <w:pStyle w:val="Heading4"/>
       </w:pPr>
-      <w:bookmarkStart w:id="41" w:name="X940dfb0b917393e7ffafb81f97ee1bb5304b7b6"/>
       <w:r>
         <w:t xml:space="preserve">Force 3A-1: The Theodosian settlement — victory as dissolution</w:t>
       </w:r>
-      <w:bookmarkEnd w:id="41"/>
     </w:p>
     <w:p>
       <w:pPr>
@@ -984,6 +2315,7 @@
       </w:pPr>
       <w:r>
         <w:rPr>
+          <w:bCs/>
           <w:b/>
         </w:rPr>
         <w:t xml:space="preserve">Layer 1 — Historical Event:</w:t>
@@ -999,6 +2331,7 @@
       </w:r>
       <w:r>
         <w:rPr>
+          <w:bCs/>
           <w:b/>
         </w:rPr>
         <w:t xml:space="preserve">Layer 2 — World’s Own Experience:</w:t>
@@ -1014,6 +2347,7 @@
       </w:r>
       <w:r>
         <w:rPr>
+          <w:bCs/>
           <w:b/>
         </w:rPr>
         <w:t xml:space="preserve">Layer 3 — Formation Impact:</w:t>
@@ -1025,15 +2359,15 @@
         <w:t xml:space="preserve">Ends Primary 3 by fulfillment (the situation-gravity dissolves in its own success — the cleanest evidence of its situational character, mirroring the pattern the Early Latin build found from the opposite direction); transposes Primary 1 from contested possession to imperial standard — a transposition this world barely lived to see and did not itself administer (the honest edge of Doc_05 §8); begins the region’s absorption into the imperial-Byzantine church.</w:t>
       </w:r>
     </w:p>
+    <w:bookmarkEnd w:id="39"/>
+    <w:bookmarkStart w:id="40" w:name="force-3a-2-the-capitals-gravity"/>
     <w:p>
       <w:pPr>
         <w:pStyle w:val="Heading4"/>
       </w:pPr>
-      <w:bookmarkStart w:id="42" w:name="force-3a-2-the-capitals-gravity"/>
       <w:r>
         <w:t xml:space="preserve">Force 3A-2: The capital’s gravity</w:t>
       </w:r>
-      <w:bookmarkEnd w:id="42"/>
     </w:p>
     <w:p>
       <w:pPr>
@@ -1041,6 +2375,7 @@
       </w:pPr>
       <w:r>
         <w:rPr>
+          <w:bCs/>
           <w:b/>
         </w:rPr>
         <w:t xml:space="preserve">Layer 1 — Historical Event:</w:t>
@@ -1056,6 +2391,7 @@
       </w:r>
       <w:r>
         <w:rPr>
+          <w:bCs/>
           <w:b/>
         </w:rPr>
         <w:t xml:space="preserve">Layer 2 — World’s Own Experience:</w:t>
@@ -1071,6 +2407,7 @@
       </w:r>
       <w:r>
         <w:rPr>
+          <w:bCs/>
           <w:b/>
         </w:rPr>
         <w:t xml:space="preserve">Layer 3 — Formation Impact:</w:t>
@@ -1082,25 +2419,25 @@
         <w:t xml:space="preserve">Transforms the world’s distinct regional intensity into the imperial church’s common inheritance; re-locates the monk-bishop model and the festal-theological corpus at the empire’s center (the world’s export — Doc_02 §8’s after-life); leaves the region itself to a quieter successor life outside this world’s documented span.</w:t>
       </w:r>
     </w:p>
+    <w:bookmarkEnd w:id="40"/>
+    <w:bookmarkEnd w:id="41"/>
+    <w:bookmarkStart w:id="45" w:name="X9bddc7d42ca28dadf5713823b9adad0d7b3efd2"/>
     <w:p>
       <w:pPr>
         <w:pStyle w:val="Heading3"/>
       </w:pPr>
-      <w:bookmarkStart w:id="43" w:name="X9bddc7d42ca28dadf5713823b9adad0d7b3efd2"/>
       <w:r>
         <w:t xml:space="preserve">CELL 3B — ENDING/TRANSFORMING / INTERNAL [Transmission dimension included]</w:t>
       </w:r>
-      <w:bookmarkEnd w:id="43"/>
-    </w:p>
+    </w:p>
+    <w:bookmarkStart w:id="42" w:name="force-3b-1-the-great-generations-close"/>
     <w:p>
       <w:pPr>
         <w:pStyle w:val="Heading4"/>
       </w:pPr>
-      <w:bookmarkStart w:id="44" w:name="force-3b-1-the-great-generations-close"/>
       <w:r>
         <w:t xml:space="preserve">Force 3B-1: The great generation’s close</w:t>
       </w:r>
-      <w:bookmarkEnd w:id="44"/>
     </w:p>
     <w:p>
       <w:pPr>
@@ -1108,6 +2445,7 @@
       </w:pPr>
       <w:r>
         <w:rPr>
+          <w:bCs/>
           <w:b/>
         </w:rPr>
         <w:t xml:space="preserve">Layer 1 — Historical Event:</w:t>
@@ -1116,7 +2454,7 @@
         <w:t xml:space="preserve"> </w:t>
       </w:r>
       <w:r>
-        <w:t xml:space="preserve">Basil dies January 379 (or September 378 — redating Contested, carried); Macrina dies 379 (her deathbed written by her brother); Nazianzen withdraws after 381 and dies c. 390, leaving his will and his self-curated archive; Gregory of Nyssa is last securely attested c. 394. No successor generation of comparable regional character emerges — the heirs are imperial-church figures and, in another register, the monastic tradition that will codify the Rules. Confidence: Documented deaths (with the named dating dispute); the</w:t>
+        <w:t xml:space="preserve">Basil dies traditionally January 379, redated by the scholarly literature to September 377 (Doc_02 §1.1 — the redating moves a dependent chronology, not one isolated date); Macrina dies (379 traditional, or 378 on the same redating that moves Basil’s — the Vita’s own nine-months-later relationship ties the two dates together; her deathbed is written by her brother); Nazianzen withdraws after 381 and dies c. 390, leaving his will and his self-curated archive; Gregory of Nyssa is last securely attested c. 394. No successor generation of comparable regional character emerges — the heirs are imperial-church figures and, in another register, the monastic tradition that will codify the Rules. Confidence: Documented deaths (with the named dating dispute); the</w:t>
       </w:r>
       <w:r>
         <w:t xml:space="preserve"> </w:t>
@@ -1141,6 +2479,7 @@
       </w:r>
       <w:r>
         <w:rPr>
+          <w:bCs/>
           <w:b/>
         </w:rPr>
         <w:t xml:space="preserve">Layer 2 — World’s Own Experience:</w:t>
@@ -1156,6 +2495,7 @@
       </w:r>
       <w:r>
         <w:rPr>
+          <w:bCs/>
           <w:b/>
         </w:rPr>
         <w:t xml:space="preserve">Layer 3 — Formation Impact:</w:t>
@@ -1171,6 +2511,7 @@
       </w:r>
       <w:r>
         <w:rPr>
+          <w:iCs/>
           <w:i/>
         </w:rPr>
         <w:t xml:space="preserve">is</w:t>
@@ -1182,15 +2523,15 @@
         <w:t xml:space="preserve">a series of funeral texts); closes the distinct form (Doc_01’s boundary argument); hands the formation instruments — Rules, homilies, orations, canons — onward as texts rather than as a living regional argument.</w:t>
       </w:r>
     </w:p>
+    <w:bookmarkEnd w:id="42"/>
+    <w:bookmarkStart w:id="43" w:name="Xb4ba3d44bfce51027543a2595c955a0bc9a25cd"/>
     <w:p>
       <w:pPr>
         <w:pStyle w:val="Heading4"/>
       </w:pPr>
-      <w:bookmarkStart w:id="45" w:name="Xb4ba3d44bfce51027543a2595c955a0bc9a25cd"/>
       <w:r>
         <w:t xml:space="preserve">Force 3B-2: Transmission (ending) — canonization and the sieve</w:t>
       </w:r>
-      <w:bookmarkEnd w:id="45"/>
     </w:p>
     <w:p>
       <w:pPr>
@@ -1198,6 +2539,7 @@
       </w:pPr>
       <w:r>
         <w:rPr>
+          <w:bCs/>
           <w:b/>
         </w:rPr>
         <w:t xml:space="preserve">Layer 1 — Historical Event:</w:t>
@@ -1243,6 +2585,7 @@
       </w:r>
       <w:r>
         <w:rPr>
+          <w:bCs/>
           <w:b/>
         </w:rPr>
         <w:t xml:space="preserve">Layer 2 — World’s Own Experience:</w:t>
@@ -1276,6 +2619,7 @@
       </w:r>
       <w:r>
         <w:rPr>
+          <w:bCs/>
           <w:b/>
         </w:rPr>
         <w:t xml:space="preserve">Layer 3 — Formation Impact:</w:t>
@@ -1305,15 +2649,15 @@
         <w:t xml:space="preserve">stands under that sentence.</w:t>
       </w:r>
     </w:p>
+    <w:bookmarkEnd w:id="43"/>
+    <w:bookmarkStart w:id="44" w:name="X771430dbe08d973b3e3f0a293bb0404e279a059"/>
     <w:p>
       <w:pPr>
         <w:pStyle w:val="Heading4"/>
       </w:pPr>
-      <w:bookmarkStart w:id="46" w:name="X771430dbe08d973b3e3f0a293bb0404e279a059"/>
       <w:r>
         <w:t xml:space="preserve">Force 3B-3: The movement institutionalized</w:t>
       </w:r>
-      <w:bookmarkEnd w:id="46"/>
     </w:p>
     <w:p>
       <w:pPr>
@@ -1321,6 +2665,7 @@
       </w:pPr>
       <w:r>
         <w:rPr>
+          <w:bCs/>
           <w:b/>
         </w:rPr>
         <w:t xml:space="preserve">Layer 1 — Historical Event:</w:t>
@@ -1336,6 +2681,7 @@
       </w:r>
       <w:r>
         <w:rPr>
+          <w:bCs/>
           <w:b/>
         </w:rPr>
         <w:t xml:space="preserve">Layer 2 — World’s Own Experience:</w:t>
@@ -1351,6 +2697,7 @@
       </w:r>
       <w:r>
         <w:rPr>
+          <w:bCs/>
           <w:b/>
         </w:rPr>
         <w:t xml:space="preserve">Layer 3 — Formation Impact:</w:t>
@@ -1369,15 +2716,17 @@
         </w:pict>
       </w:r>
     </w:p>
+    <w:bookmarkEnd w:id="44"/>
+    <w:bookmarkEnd w:id="45"/>
+    <w:bookmarkEnd w:id="46"/>
+    <w:bookmarkStart w:id="47" w:name="section-4-cross-cell-connections"/>
     <w:p>
       <w:pPr>
         <w:pStyle w:val="Heading2"/>
       </w:pPr>
-      <w:bookmarkStart w:id="47" w:name="section-4-cross-cell-connections"/>
       <w:r>
         <w:t xml:space="preserve">Section 4 — Cross-Cell Connections</w:t>
       </w:r>
-      <w:bookmarkEnd w:id="47"/>
     </w:p>
     <w:p>
       <w:pPr>
@@ -1385,6 +2734,7 @@
       </w:pPr>
       <w:r>
         <w:rPr>
+          <w:bCs/>
           <w:b/>
         </w:rPr>
         <w:t xml:space="preserve">1A-1 → 2A-1 → Primary 1’s portability:</w:t>
@@ -1400,6 +2750,7 @@
       </w:r>
       <w:r>
         <w:rPr>
+          <w:bCs/>
           <w:b/>
         </w:rPr>
         <w:t xml:space="preserve">1A-2 → 2B-2 → 3B-1:</w:t>
@@ -1415,6 +2766,7 @@
       </w:r>
       <w:r>
         <w:rPr>
+          <w:bCs/>
           <w:b/>
         </w:rPr>
         <w:t xml:space="preserve">1B-2 + 2B-1 → the koinobion:</w:t>
@@ -1430,6 +2782,7 @@
       </w:r>
       <w:r>
         <w:rPr>
+          <w:bCs/>
           <w:b/>
         </w:rPr>
         <w:t xml:space="preserve">1B-3 → 2A-3:</w:t>
@@ -1445,6 +2798,7 @@
       </w:r>
       <w:r>
         <w:rPr>
+          <w:bCs/>
           <w:b/>
         </w:rPr>
         <w:t xml:space="preserve">2A-2 → 2B-1:</w:t>
@@ -1453,13 +2807,14 @@
         <w:t xml:space="preserve"> </w:t>
       </w:r>
       <w:r>
-        <w:t xml:space="preserve">the famine gave the ordered ascetic movement its public vocation (communities staffing relief and then the Basileias) — external crisis conscripting the internal movement into civic permanence.</w:t>
-      </w:r>
-      <w:r>
-        <w:t xml:space="preserve"> </w:t>
-      </w:r>
-      <w:r>
-        <w:rPr>
+        <w:t xml:space="preserve">the famine gave the ordered ascetic movement its public vocation (communities staffing relief and then the poorhouse complex) — external crisis conscripting the internal movement into civic permanence.</w:t>
+      </w:r>
+      <w:r>
+        <w:t xml:space="preserve"> </w:t>
+      </w:r>
+      <w:r>
+        <w:rPr>
+          <w:bCs/>
           <w:b/>
         </w:rPr>
         <w:t xml:space="preserve">2B-1 → 2B-3 → Primary 1’s pneumatology:</w:t>
@@ -1475,6 +2830,7 @@
       </w:r>
       <w:r>
         <w:rPr>
+          <w:bCs/>
           <w:b/>
         </w:rPr>
         <w:t xml:space="preserve">3A-1 → 3B-2:</w:t>
@@ -1490,6 +2846,7 @@
       </w:r>
       <w:r>
         <w:rPr>
+          <w:bCs/>
           <w:b/>
         </w:rPr>
         <w:t xml:space="preserve">What the pattern reveals:</w:t>
@@ -1505,6 +2862,7 @@
       </w:r>
       <w:r>
         <w:rPr>
+          <w:iCs/>
           <w:i/>
         </w:rPr>
         <w:t xml:space="preserve">conversion of pressure into institution</w:t>
@@ -1516,15 +2874,15 @@
         <w:t xml:space="preserve">— persecution-memory becomes cult and archive; court hostility becomes portable doxology; ferment becomes hearth; famine becomes poorhouse; bereavement becomes literature. The matrix-level confirmation of Doc_07’s central finding: doxology institutionalized under hostile weather — the world builds its inside out of its outside.</w:t>
       </w:r>
     </w:p>
+    <w:bookmarkEnd w:id="47"/>
+    <w:bookmarkStart w:id="48" w:name="section-5-forces-and-gravities-synthesis"/>
     <w:p>
       <w:pPr>
         <w:pStyle w:val="Heading2"/>
       </w:pPr>
-      <w:bookmarkStart w:id="48" w:name="section-5-forces-and-gravities-synthesis"/>
       <w:r>
         <w:t xml:space="preserve">Section 5 — Forces-and-Gravities Synthesis</w:t>
       </w:r>
-      <w:bookmarkEnd w:id="48"/>
     </w:p>
     <w:p>
       <w:pPr>
@@ -1536,6 +2894,7 @@
       </w:pPr>
       <w:r>
         <w:rPr>
+          <w:bCs/>
           <w:b/>
         </w:rPr>
         <w:t xml:space="preserve">Gravity 1 (The Triune God confessed at the edge of the knowable — Primary):</w:t>
@@ -1557,6 +2916,7 @@
       </w:pPr>
       <w:r>
         <w:rPr>
+          <w:bCs/>
           <w:b/>
         </w:rPr>
         <w:t xml:space="preserve">Gravity 2 (Ascetic reordering toward koinōnia and the poor — Primary):</w:t>
@@ -1565,7 +2925,7 @@
         <w:t xml:space="preserve"> </w:t>
       </w:r>
       <w:r>
-        <w:t xml:space="preserve">generated by 2B-1 from 1B-2’s raw material, given civic permanence by 2A-2 (famine → Basileias), institutionalized at 3B-3; its survival past the world’s end (the Rules as law) marks it substantial rather than situational.</w:t>
+        <w:t xml:space="preserve">generated by 2B-1 from 1B-2’s raw material, given civic permanence by 2A-2 (famine → poorhouse complex), institutionalized at 3B-3; its survival past the world’s end (the Rules as law) marks it substantial rather than situational.</w:t>
       </w:r>
     </w:p>
     <w:p>
@@ -1578,6 +2938,7 @@
       </w:pPr>
       <w:r>
         <w:rPr>
+          <w:bCs/>
           <w:b/>
         </w:rPr>
         <w:t xml:space="preserve">Gravity 3 (Contested church under contested empire — Primary, situational annotation):</w:t>
@@ -1599,6 +2960,7 @@
       </w:pPr>
       <w:r>
         <w:rPr>
+          <w:bCs/>
           <w:b/>
         </w:rPr>
         <w:t xml:space="preserve">Supporting 4 (Paideia converted):</w:t>
@@ -1620,6 +2982,7 @@
       </w:pPr>
       <w:r>
         <w:rPr>
+          <w:bCs/>
           <w:b/>
         </w:rPr>
         <w:t xml:space="preserve">Supporting 5 (The martyrs’ land):</w:t>
@@ -1641,6 +3004,7 @@
       </w:pPr>
       <w:r>
         <w:rPr>
+          <w:bCs/>
           <w:b/>
         </w:rPr>
         <w:t xml:space="preserve">Supporting 6 (Household as formation lineage):</w:t>
@@ -1662,6 +3026,7 @@
       </w:pPr>
       <w:r>
         <w:rPr>
+          <w:bCs/>
           <w:b/>
         </w:rPr>
         <w:t xml:space="preserve">Supporting 7 (Bishop as public patron):</w:t>
@@ -1683,6 +3048,7 @@
       </w:pPr>
       <w:r>
         <w:rPr>
+          <w:bCs/>
           <w:b/>
         </w:rPr>
         <w:t xml:space="preserve">Tensional 8 (Hēsychia against the summons):</w:t>
@@ -1704,6 +3070,7 @@
       </w:pPr>
       <w:r>
         <w:rPr>
+          <w:bCs/>
           <w:b/>
         </w:rPr>
         <w:t xml:space="preserve">Tensional 9 (Precision against reserve):</w:t>
@@ -1725,6 +3092,7 @@
       </w:pPr>
       <w:r>
         <w:rPr>
+          <w:bCs/>
           <w:b/>
         </w:rPr>
         <w:t xml:space="preserve">Tensional 10 (Renunciation against order):</w:t>
@@ -1746,6 +3114,7 @@
       </w:pPr>
       <w:r>
         <w:rPr>
+          <w:bCs/>
           <w:b/>
         </w:rPr>
         <w:t xml:space="preserve">Tensional 11 (Athens against the fishermen):</w:t>
@@ -1761,6 +3130,7 @@
       </w:r>
       <w:r>
         <w:rPr>
+          <w:bCs/>
           <w:b/>
         </w:rPr>
         <w:t xml:space="preserve">Cross-register note (world is strand-singular):</w:t>
@@ -1776,6 +3146,7 @@
       </w:r>
       <w:r>
         <w:rPr>
+          <w:bCs/>
           <w:b/>
         </w:rPr>
         <w:t xml:space="preserve">What forces analysis adds:</w:t>
@@ -1791,6 +3162,7 @@
       </w:r>
       <w:r>
         <w:rPr>
+          <w:bCs/>
           <w:b/>
         </w:rPr>
         <w:t xml:space="preserve">Tightest coherence:</w:t>
@@ -1799,13 +3171,14 @@
         <w:t xml:space="preserve"> </w:t>
       </w:r>
       <w:r>
-        <w:t xml:space="preserve">the doxology controversy (worship + doctrine + court + formation in one event); the famine → Basileias sequence (crisis → permanent institution).</w:t>
-      </w:r>
-      <w:r>
-        <w:t xml:space="preserve"> </w:t>
-      </w:r>
-      <w:r>
-        <w:rPr>
+        <w:t xml:space="preserve">the doxology controversy (worship + doctrine + court + formation in one event); the famine → poorhouse-complex sequence (crisis → permanent institution).</w:t>
+      </w:r>
+      <w:r>
+        <w:t xml:space="preserve"> </w:t>
+      </w:r>
+      <w:r>
+        <w:rPr>
+          <w:bCs/>
           <w:b/>
         </w:rPr>
         <w:t xml:space="preserve">Gaps surfaced:</w:t>
@@ -1821,6 +3194,7 @@
       </w:r>
       <w:r>
         <w:rPr>
+          <w:iCs/>
           <w:i/>
         </w:rPr>
         <w:t xml:space="preserve">own</w:t>
@@ -1832,15 +3206,15 @@
         <w:t xml:space="preserve">exercise of power after 381 (what its bishops did as the establishment’s touchstones) is thinly documented in this corpus and this build — named as an honest gap rather than filled (a fuller build should pursue the post-381 conduct of Helladius’ Caesarea and Nyssen’s later missions); the economic base of the brotherhoods (whose land, whose labor, whose slaves) is under-analyzed relative to its likely force — flagged, with the Asketikon’s slave-provisions as the entry point.</w:t>
       </w:r>
     </w:p>
+    <w:bookmarkEnd w:id="48"/>
+    <w:bookmarkStart w:id="49" w:name="section-6-transmission-synthesis"/>
     <w:p>
       <w:pPr>
         <w:pStyle w:val="Heading2"/>
       </w:pPr>
-      <w:bookmarkStart w:id="49" w:name="section-6-transmission-synthesis"/>
       <w:r>
         <w:t xml:space="preserve">Section 6 — Transmission Synthesis</w:t>
       </w:r>
-      <w:bookmarkEnd w:id="49"/>
     </w:p>
     <w:p>
       <w:pPr>
@@ -1848,6 +3222,7 @@
       </w:pPr>
       <w:r>
         <w:rPr>
+          <w:bCs/>
           <w:b/>
         </w:rPr>
         <w:t xml:space="preserve">Who transmitted:</w:t>
@@ -1863,6 +3238,7 @@
       </w:r>
       <w:r>
         <w:rPr>
+          <w:bCs/>
           <w:b/>
         </w:rPr>
         <w:t xml:space="preserve">Conditions:</w:t>
@@ -1878,6 +3254,7 @@
       </w:r>
       <w:r>
         <w:rPr>
+          <w:bCs/>
           <w:b/>
         </w:rPr>
         <w:t xml:space="preserve">Selection effects:</w:t>
@@ -1893,6 +3270,7 @@
       </w:r>
       <w:r>
         <w:rPr>
+          <w:bCs/>
           <w:b/>
         </w:rPr>
         <w:t xml:space="preserve">What this reveals about the forces:</w:t>
@@ -1908,6 +3286,7 @@
       </w:r>
       <w:r>
         <w:rPr>
+          <w:iCs/>
           <w:i/>
         </w:rPr>
         <w:t xml:space="preserve">the confession’s exact articulation and the ordered life’s legislation</w:t>
@@ -1923,6 +3302,7 @@
       </w:r>
       <w:r>
         <w:rPr>
+          <w:bCs/>
           <w:b/>
         </w:rPr>
         <w:t xml:space="preserve">Connection to Doc_02:</w:t>
@@ -1934,15 +3314,15 @@
         <w:t xml:space="preserve">this section is the causal account of Doc_02’s Author Gravity map — the family-archive pattern (§1, §7) and the named absences (§6) are this force’s Layer 3; every use of the three great corpora in this build stands under it.</w:t>
       </w:r>
     </w:p>
+    <w:bookmarkEnd w:id="49"/>
+    <w:bookmarkStart w:id="50" w:name="section-7-confidence-assessment"/>
     <w:p>
       <w:pPr>
         <w:pStyle w:val="Heading2"/>
       </w:pPr>
-      <w:bookmarkStart w:id="50" w:name="section-7-confidence-assessment"/>
       <w:r>
         <w:t xml:space="preserve">Section 7 — Confidence Assessment</w:t>
       </w:r>
-      <w:bookmarkEnd w:id="50"/>
     </w:p>
     <w:p>
       <w:pPr>
@@ -1950,6 +3330,7 @@
       </w:pPr>
       <w:r>
         <w:rPr>
+          <w:bCs/>
           <w:b/>
         </w:rPr>
         <w:t xml:space="preserve">Documented / Widely Accepted:</w:t>
@@ -1965,6 +3346,7 @@
       </w:r>
       <w:r>
         <w:rPr>
+          <w:bCs/>
           <w:b/>
         </w:rPr>
         <w:t xml:space="preserve">Dominant Modern Reconstruction:</w:t>
@@ -1998,6 +3380,7 @@
       </w:r>
       <w:r>
         <w:rPr>
+          <w:bCs/>
           <w:b/>
         </w:rPr>
         <w:t xml:space="preserve">Contested (carried at full strength):</w:t>
@@ -2006,7 +3389,7 @@
         <w:t xml:space="preserve"> </w:t>
       </w:r>
       <w:r>
-        <w:t xml:space="preserve">Basil’s death date (378/379); Gangra’s date; the</w:t>
+        <w:t xml:space="preserve">Basil’s death date (377 per the redating literature; 379 traditional — Doc_02 §1.1); Gangra’s date; the</w:t>
       </w:r>
       <w:r>
         <w:t xml:space="preserve"> </w:t>
@@ -2031,6 +3414,7 @@
       </w:r>
       <w:r>
         <w:rPr>
+          <w:bCs/>
           <w:b/>
         </w:rPr>
         <w:t xml:space="preserve">Inferential/Thin:</w:t>
@@ -2046,6 +3430,7 @@
       </w:r>
       <w:r>
         <w:rPr>
+          <w:bCs/>
           <w:b/>
         </w:rPr>
         <w:t xml:space="preserve">Named scholarly tensions:</w:t>
@@ -2057,15 +3442,15 @@
         <w:t xml:space="preserve">as listed, plus the McGuckin/McLynn-register caution on all Nazianzen self-reporting (affects 2B-3 and 3A-1 Layer 2) and the two gaps named in Section 5.</w:t>
       </w:r>
     </w:p>
+    <w:bookmarkEnd w:id="50"/>
+    <w:bookmarkStart w:id="51" w:name="section-8-governing-principles-applied"/>
     <w:p>
       <w:pPr>
         <w:pStyle w:val="Heading2"/>
       </w:pPr>
-      <w:bookmarkStart w:id="51" w:name="section-8-governing-principles-applied"/>
       <w:r>
         <w:t xml:space="preserve">Section 8 — Governing Principles Applied</w:t>
       </w:r>
-      <w:bookmarkEnd w:id="51"/>
     </w:p>
     <w:p>
       <w:pPr>
@@ -2073,6 +3458,7 @@
       </w:pPr>
       <w:r>
         <w:rPr>
+          <w:bCs/>
           <w:b/>
         </w:rPr>
         <w:t xml:space="preserve">From-Within:</w:t>
@@ -2088,6 +3474,7 @@
       </w:r>
       <w:r>
         <w:rPr>
+          <w:bCs/>
           <w:b/>
         </w:rPr>
         <w:t xml:space="preserve">Proportionality:</w:t>
@@ -2103,6 +3490,7 @@
       </w:r>
       <w:r>
         <w:rPr>
+          <w:bCs/>
           <w:b/>
         </w:rPr>
         <w:t xml:space="preserve">Named Tension:</w:t>
@@ -2118,6 +3506,7 @@
       </w:r>
       <w:r>
         <w:rPr>
+          <w:bCs/>
           <w:b/>
         </w:rPr>
         <w:t xml:space="preserve">Cross-Cell Connection:</w:t>
@@ -2133,6 +3522,7 @@
       </w:r>
       <w:r>
         <w:rPr>
+          <w:bCs/>
           <w:b/>
         </w:rPr>
         <w:t xml:space="preserve">Transmission Specificity:</w:t>
@@ -2144,15 +3534,15 @@
         <w:t xml:space="preserve">CONFIRMED — named channels (the self-curated letter collection, the fraternal completions, the memorial orations, Byzantine liturgical-canonical-monastic collection, the polemical quotations, the 398 edict), named losses (Macrina’s own words, the ordinary members, the radicals, the Pneumatomachians, the Homoian decades, the non-Greek countryside), named interests (exact confession and ordered life).</w:t>
       </w:r>
     </w:p>
+    <w:bookmarkEnd w:id="51"/>
+    <w:bookmarkStart w:id="52" w:name="X989776aa50d7348800bb37dc9055d70da707f3e"/>
     <w:p>
       <w:pPr>
         <w:pStyle w:val="Heading2"/>
       </w:pPr>
-      <w:bookmarkStart w:id="52" w:name="X989776aa50d7348800bb37dc9055d70da707f3e"/>
       <w:r>
         <w:t xml:space="preserve">Section 9 — Doc_08 Completion Certification</w:t>
       </w:r>
-      <w:bookmarkEnd w:id="52"/>
     </w:p>
     <w:p>
       <w:pPr>
@@ -2292,6 +3682,7 @@
       </w:pPr>
       <w:r>
         <w:rPr>
+          <w:bCs/>
           <w:b/>
         </w:rPr>
         <w:t xml:space="preserve">Doc_08 completion status:</w:t>
@@ -2303,6 +3694,8 @@
         <w:t xml:space="preserve">COMPLETE (within this run; unreviewed — two named substantive gaps: the post-381 conduct of the world’s own establishment moment, and the brotherhood-economy force, both deferred with reasons in Section 5).</w:t>
       </w:r>
     </w:p>
+    <w:bookmarkEnd w:id="52"/>
+    <w:bookmarkEnd w:id="53"/>
     <w:sectPr/>
   </w:body>
 </w:document>
@@ -2334,17 +3727,14 @@
 <file path=word/numbering.xml><?xml version="1.0" encoding="utf-8"?>
 <w:numbering xmlns:w="http://schemas.openxmlformats.org/wordprocessingml/2006/main">
   <w:abstractNum w:abstractNumId="990">
-    <w:nsid w:val="2c1ae401"/>
+    <w:nsid w:val="A990"/>
     <w:multiLevelType w:val="multilevel"/>
     <w:lvl w:ilvl="0">
       <w:numFmt w:val="bullet"/>
       <w:lvlText w:val=" "/>
       <w:lvlJc w:val="left"/>
       <w:pPr>
-        <w:tabs>
-          <w:tab w:val="num" w:pos="0"/>
-        </w:tabs>
-        <w:ind w:left="480" w:hanging="480"/>
+        <w:ind w:left="720" w:hanging="480"/>
       </w:pPr>
     </w:lvl>
     <w:lvl w:ilvl="1">
@@ -2352,10 +3742,7 @@
       <w:lvlText w:val=" "/>
       <w:lvlJc w:val="left"/>
       <w:pPr>
-        <w:tabs>
-          <w:tab w:val="num" w:pos="720"/>
-        </w:tabs>
-        <w:ind w:left="1200" w:hanging="480"/>
+        <w:ind w:left="1440" w:hanging="480"/>
       </w:pPr>
     </w:lvl>
     <w:lvl w:ilvl="2">
@@ -2363,10 +3750,7 @@
       <w:lvlText w:val=" "/>
       <w:lvlJc w:val="left"/>
       <w:pPr>
-        <w:tabs>
-          <w:tab w:val="num" w:pos="1440"/>
-        </w:tabs>
-        <w:ind w:left="1920" w:hanging="480"/>
+        <w:ind w:left="2160" w:hanging="480"/>
       </w:pPr>
     </w:lvl>
     <w:lvl w:ilvl="3">
@@ -2374,10 +3758,7 @@
       <w:lvlText w:val=" "/>
       <w:lvlJc w:val="left"/>
       <w:pPr>
-        <w:tabs>
-          <w:tab w:val="num" w:pos="2160"/>
-        </w:tabs>
-        <w:ind w:left="2640" w:hanging="480"/>
+        <w:ind w:left="2880" w:hanging="480"/>
       </w:pPr>
     </w:lvl>
     <w:lvl w:ilvl="4">
@@ -2385,10 +3766,7 @@
       <w:lvlText w:val=" "/>
       <w:lvlJc w:val="left"/>
       <w:pPr>
-        <w:tabs>
-          <w:tab w:val="num" w:pos="2880"/>
-        </w:tabs>
-        <w:ind w:left="3360" w:hanging="480"/>
+        <w:ind w:left="3600" w:hanging="480"/>
       </w:pPr>
     </w:lvl>
     <w:lvl w:ilvl="5">
@@ -2396,10 +3774,7 @@
       <w:lvlText w:val=" "/>
       <w:lvlJc w:val="left"/>
       <w:pPr>
-        <w:tabs>
-          <w:tab w:val="num" w:pos="3600"/>
-        </w:tabs>
-        <w:ind w:left="4080" w:hanging="480"/>
+        <w:ind w:left="4320" w:hanging="480"/>
       </w:pPr>
     </w:lvl>
     <w:lvl w:ilvl="6">
@@ -2407,10 +3782,7 @@
       <w:lvlText w:val=" "/>
       <w:lvlJc w:val="left"/>
       <w:pPr>
-        <w:tabs>
-          <w:tab w:val="num" w:pos="4320"/>
-        </w:tabs>
-        <w:ind w:left="4800" w:hanging="480"/>
+        <w:ind w:left="5040" w:hanging="480"/>
       </w:pPr>
     </w:lvl>
     <w:lvl w:ilvl="7">
@@ -2418,10 +3790,7 @@
       <w:lvlText w:val=" "/>
       <w:lvlJc w:val="left"/>
       <w:pPr>
-        <w:tabs>
-          <w:tab w:val="num" w:pos="5040"/>
-        </w:tabs>
-        <w:ind w:left="5520" w:hanging="480"/>
+        <w:ind w:left="5760" w:hanging="480"/>
       </w:pPr>
     </w:lvl>
     <w:lvl w:ilvl="8">
@@ -2429,25 +3798,19 @@
       <w:lvlText w:val=" "/>
       <w:lvlJc w:val="left"/>
       <w:pPr>
-        <w:tabs>
-          <w:tab w:val="num" w:pos="5760"/>
-        </w:tabs>
-        <w:ind w:left="6240" w:hanging="480"/>
+        <w:ind w:left="6480" w:hanging="480"/>
       </w:pPr>
     </w:lvl>
   </w:abstractNum>
   <w:abstractNum w:abstractNumId="991">
-    <w:nsid w:val="ea454b4c"/>
+    <w:nsid w:val="A991"/>
     <w:multiLevelType w:val="multilevel"/>
     <w:lvl w:ilvl="0">
       <w:numFmt w:val="bullet"/>
       <w:lvlText w:val="•"/>
       <w:lvlJc w:val="left"/>
       <w:pPr>
-        <w:tabs>
-          <w:tab w:val="num" w:pos="0"/>
-        </w:tabs>
-        <w:ind w:left="480" w:hanging="480"/>
+        <w:ind w:left="720" w:hanging="480"/>
       </w:pPr>
     </w:lvl>
     <w:lvl w:ilvl="1">
@@ -2455,10 +3818,7 @@
       <w:lvlText w:val="–"/>
       <w:lvlJc w:val="left"/>
       <w:pPr>
-        <w:tabs>
-          <w:tab w:val="num" w:pos="720"/>
-        </w:tabs>
-        <w:ind w:left="1200" w:hanging="480"/>
+        <w:ind w:left="1440" w:hanging="480"/>
       </w:pPr>
     </w:lvl>
     <w:lvl w:ilvl="2">
@@ -2466,10 +3826,7 @@
       <w:lvlText w:val="•"/>
       <w:lvlJc w:val="left"/>
       <w:pPr>
-        <w:tabs>
-          <w:tab w:val="num" w:pos="1440"/>
-        </w:tabs>
-        <w:ind w:left="1920" w:hanging="480"/>
+        <w:ind w:left="2160" w:hanging="480"/>
       </w:pPr>
     </w:lvl>
     <w:lvl w:ilvl="3">
@@ -2477,10 +3834,7 @@
       <w:lvlText w:val="–"/>
       <w:lvlJc w:val="left"/>
       <w:pPr>
-        <w:tabs>
-          <w:tab w:val="num" w:pos="2160"/>
-        </w:tabs>
-        <w:ind w:left="2640" w:hanging="480"/>
+        <w:ind w:left="2880" w:hanging="480"/>
       </w:pPr>
     </w:lvl>
     <w:lvl w:ilvl="4">
@@ -2488,10 +3842,7 @@
       <w:lvlText w:val="•"/>
       <w:lvlJc w:val="left"/>
       <w:pPr>
-        <w:tabs>
-          <w:tab w:val="num" w:pos="2880"/>
-        </w:tabs>
-        <w:ind w:left="3360" w:hanging="480"/>
+        <w:ind w:left="3600" w:hanging="480"/>
       </w:pPr>
     </w:lvl>
     <w:lvl w:ilvl="5">
@@ -2499,10 +3850,7 @@
       <w:lvlText w:val="–"/>
       <w:lvlJc w:val="left"/>
       <w:pPr>
-        <w:tabs>
-          <w:tab w:val="num" w:pos="3600"/>
-        </w:tabs>
-        <w:ind w:left="4080" w:hanging="480"/>
+        <w:ind w:left="4320" w:hanging="480"/>
       </w:pPr>
     </w:lvl>
     <w:lvl w:ilvl="6">
@@ -2510,10 +3858,7 @@
       <w:lvlText w:val="•"/>
       <w:lvlJc w:val="left"/>
       <w:pPr>
-        <w:tabs>
-          <w:tab w:val="num" w:pos="4320"/>
-        </w:tabs>
-        <w:ind w:left="4800" w:hanging="480"/>
+        <w:ind w:left="5040" w:hanging="480"/>
       </w:pPr>
     </w:lvl>
     <w:lvl w:ilvl="7">
@@ -2521,10 +3866,7 @@
       <w:lvlText w:val="–"/>
       <w:lvlJc w:val="left"/>
       <w:pPr>
-        <w:tabs>
-          <w:tab w:val="num" w:pos="5040"/>
-        </w:tabs>
-        <w:ind w:left="5520" w:hanging="480"/>
+        <w:ind w:left="5760" w:hanging="480"/>
       </w:pPr>
     </w:lvl>
     <w:lvl w:ilvl="8">
@@ -2532,10 +3874,7 @@
       <w:lvlText w:val="•"/>
       <w:lvlJc w:val="left"/>
       <w:pPr>
-        <w:tabs>
-          <w:tab w:val="num" w:pos="5760"/>
-        </w:tabs>
-        <w:ind w:left="6240" w:hanging="480"/>
+        <w:ind w:left="6480" w:hanging="480"/>
       </w:pPr>
     </w:lvl>
   </w:abstractNum>
@@ -2556,10 +3895,10 @@
   <w:docDefaults>
     <w:rPrDefault>
       <w:rPr>
-        <w:rFonts w:asciiTheme="minorHAnsi" w:eastAsiaTheme="minorHAnsi" w:hAnsiTheme="minorHAnsi" w:cstheme="minorBidi"/>
+        <w:rFonts w:asciiTheme="minorHAnsi" w:cstheme="minorBidi" w:eastAsiaTheme="minorHAnsi" w:hAnsiTheme="minorHAnsi"/>
         <w:sz w:val="24"/>
         <w:szCs w:val="24"/>
-        <w:lang w:val="en-US" w:eastAsia="en-US" w:bidi="ar-SA"/>
+        <w:lang w:bidi="ar-SA" w:eastAsia="en-US" w:val="en-US"/>
       </w:rPr>
     </w:rPrDefault>
     <w:pPrDefault>
@@ -2568,35 +3907,35 @@
       </w:pPr>
     </w:pPrDefault>
   </w:docDefaults>
-  <w:latentStyles w:defLockedState="0" w:defUIPriority="0" w:defSemiHidden="0" w:defUnhideWhenUsed="0" w:defQFormat="0" w:count="276"/>
-  <w:style w:type="paragraph" w:default="1" w:styleId="Normal">
+  <w:latentStyles w:count="276" w:defLockedState="0" w:defQFormat="0" w:defSemiHidden="0" w:defUIPriority="0" w:defUnhideWhenUsed="0"/>
+  <w:style w:default="1" w:styleId="Normal" w:type="paragraph">
     <w:name w:val="Normal"/>
     <w:qFormat/>
   </w:style>
-  <w:style w:type="paragraph" w:styleId="BodyText">
+  <w:style w:styleId="BodyText" w:type="paragraph">
     <w:name w:val="Body Text"/>
     <w:basedOn w:val="Normal"/>
     <w:link w:val="BodyTextChar"/>
     <w:pPr>
-      <w:spacing w:before="180" w:after="180"/>
+      <w:spacing w:after="180" w:before="180"/>
     </w:pPr>
     <w:qFormat/>
   </w:style>
-  <w:style w:type="paragraph" w:customStyle="1" w:styleId="FirstParagraph">
+  <w:style w:customStyle="1" w:styleId="FirstParagraph" w:type="paragraph">
     <w:name w:val="First Paragraph"/>
     <w:basedOn w:val="BodyText"/>
     <w:next w:val="BodyText"/>
     <w:qFormat/>
   </w:style>
-  <w:style w:type="paragraph" w:customStyle="1" w:styleId="Compact">
+  <w:style w:customStyle="1" w:styleId="Compact" w:type="paragraph">
     <w:name w:val="Compact"/>
     <w:basedOn w:val="BodyText"/>
     <w:qFormat/>
     <w:pPr>
-      <w:spacing w:before="36" w:after="36"/>
+      <w:spacing w:after="36" w:before="36"/>
     </w:pPr>
   </w:style>
-  <w:style w:type="paragraph" w:styleId="Title">
+  <w:style w:styleId="Title" w:type="paragraph">
     <w:name w:val="Title"/>
     <w:basedOn w:val="Normal"/>
     <w:next w:val="BodyText"/>
@@ -2604,19 +3943,19 @@
     <w:pPr>
       <w:keepNext/>
       <w:keepLines/>
-      <w:spacing w:before="480" w:after="240"/>
+      <w:spacing w:after="240" w:before="480"/>
       <w:jc w:val="center"/>
     </w:pPr>
     <w:rPr>
-      <w:rFonts w:asciiTheme="majorHAnsi" w:eastAsiaTheme="majorEastAsia" w:hAnsiTheme="majorHAnsi" w:cstheme="majorBidi"/>
+      <w:rFonts w:asciiTheme="majorHAnsi" w:cstheme="majorBidi" w:eastAsiaTheme="majorEastAsia" w:hAnsiTheme="majorHAnsi"/>
       <w:b/>
       <w:bCs/>
-      <w:color w:val="345A8A" w:themeColor="accent1" w:themeShade="B5"/>
+      <w:color w:themeColor="accent1" w:themeShade="B5" w:val="345A8A"/>
       <w:sz w:val="36"/>
       <w:szCs w:val="36"/>
     </w:rPr>
   </w:style>
-  <w:style w:type="paragraph" w:styleId="Subtitle">
+  <w:style w:styleId="Subtitle" w:type="paragraph">
     <w:name w:val="Subtitle"/>
     <w:basedOn w:val="Title"/>
     <w:next w:val="BodyText"/>
@@ -2624,7 +3963,7 @@
     <w:pPr>
       <w:keepNext/>
       <w:keepLines/>
-      <w:spacing w:before="240" w:after="240"/>
+      <w:spacing w:after="240" w:before="240"/>
       <w:jc w:val="center"/>
     </w:pPr>
     <w:rPr>
@@ -2632,7 +3971,7 @@
       <w:szCs w:val="30"/>
     </w:rPr>
   </w:style>
-  <w:style w:type="paragraph" w:customStyle="1" w:styleId="Author">
+  <w:style w:customStyle="1" w:styleId="Author" w:type="paragraph">
     <w:name w:val="Author"/>
     <w:next w:val="BodyText"/>
     <w:qFormat/>
@@ -2642,7 +3981,7 @@
       <w:jc w:val="center"/>
     </w:pPr>
   </w:style>
-  <w:style w:type="paragraph" w:styleId="Date">
+  <w:style w:styleId="Date" w:type="paragraph">
     <w:name w:val="Date"/>
     <w:next w:val="BodyText"/>
     <w:qFormat/>
@@ -2652,7 +3991,26 @@
       <w:jc w:val="center"/>
     </w:pPr>
   </w:style>
-  <w:style w:type="paragraph" w:customStyle="1" w:styleId="Abstract">
+  <w:style w:customStyle="1" w:styleId="AbstractTitle" w:type="paragraph">
+    <w:name w:val="Abstract Title"/>
+    <w:basedOn w:val="Normal"/>
+    <w:next w:val="Abstract"/>
+    <w:qFormat/>
+    <w:pPr>
+      <w:keepNext/>
+      <w:keepLines/>
+      <w:jc w:val="center"/>
+      <w:spacing w:after="0" w:before="300"/>
+    </w:pPr>
+    <w:rPr>
+      <w:sz w:val="20"/>
+      <w:szCs w:val="20"/>
+      <w:b/>
+      <w:color w:val="345A8A"/>
+      &gt;
+    </w:rPr>
+  </w:style>
+  <w:style w:customStyle="1" w:styleId="Abstract" w:type="paragraph">
     <w:name w:val="Abstract"/>
     <w:basedOn w:val="Normal"/>
     <w:next w:val="BodyText"/>
@@ -2660,14 +4018,14 @@
     <w:pPr>
       <w:keepNext/>
       <w:keepLines/>
-      <w:spacing w:before="300" w:after="300"/>
+      <w:spacing w:after="300" w:before="100"/>
     </w:pPr>
     <w:rPr>
       <w:sz w:val="20"/>
       <w:szCs w:val="20"/>
     </w:rPr>
   </w:style>
-  <w:style w:type="paragraph" w:styleId="Bibliography">
+  <w:style w:styleId="Bibliography" w:type="paragraph">
     <w:name w:val="Bibliography"/>
     <w:basedOn w:val="Normal"/>
     <w:next w:val="Bibliography"/>
@@ -2675,7 +4033,7 @@
     <w:pPr/>
     <w:rPr/>
   </w:style>
-  <w:style w:type="paragraph" w:styleId="Heading1">
+  <w:style w:styleId="Heading1" w:type="paragraph">
     <w:name w:val="Heading 1"/>
     <w:basedOn w:val="Normal"/>
     <w:next w:val="BodyText"/>
@@ -2684,19 +4042,19 @@
     <w:pPr>
       <w:keepNext/>
       <w:keepLines/>
-      <w:spacing w:before="480" w:after="0"/>
+      <w:spacing w:after="0" w:before="480"/>
       <w:outlineLvl w:val="0"/>
     </w:pPr>
     <w:rPr>
-      <w:rFonts w:asciiTheme="majorHAnsi" w:eastAsiaTheme="majorEastAsia" w:hAnsiTheme="majorHAnsi" w:cstheme="majorBidi"/>
+      <w:rFonts w:asciiTheme="majorHAnsi" w:cstheme="majorBidi" w:eastAsiaTheme="majorEastAsia" w:hAnsiTheme="majorHAnsi"/>
       <w:b/>
       <w:bCs/>
-      <w:color w:val="4F81BD" w:themeColor="accent1"/>
+      <w:color w:themeColor="accent1" w:val="4F81BD"/>
       <w:sz w:val="32"/>
       <w:szCs w:val="32"/>
     </w:rPr>
   </w:style>
-  <w:style w:type="paragraph" w:styleId="Heading2">
+  <w:style w:styleId="Heading2" w:type="paragraph">
     <w:name w:val="Heading 2"/>
     <w:basedOn w:val="Normal"/>
     <w:next w:val="BodyText"/>
@@ -2706,19 +4064,19 @@
     <w:pPr>
       <w:keepNext/>
       <w:keepLines/>
-      <w:spacing w:before="200" w:after="0"/>
+      <w:spacing w:after="0" w:before="200"/>
       <w:outlineLvl w:val="1"/>
     </w:pPr>
     <w:rPr>
-      <w:rFonts w:asciiTheme="majorHAnsi" w:eastAsiaTheme="majorEastAsia" w:hAnsiTheme="majorHAnsi" w:cstheme="majorBidi"/>
+      <w:rFonts w:asciiTheme="majorHAnsi" w:cstheme="majorBidi" w:eastAsiaTheme="majorEastAsia" w:hAnsiTheme="majorHAnsi"/>
       <w:b/>
       <w:bCs/>
-      <w:color w:val="4F81BD" w:themeColor="accent1"/>
+      <w:color w:themeColor="accent1" w:val="4F81BD"/>
       <w:sz w:val="28"/>
       <w:szCs w:val="28"/>
     </w:rPr>
   </w:style>
-  <w:style w:type="paragraph" w:styleId="Heading3">
+  <w:style w:styleId="Heading3" w:type="paragraph">
     <w:name w:val="Heading 3"/>
     <w:basedOn w:val="Normal"/>
     <w:next w:val="BodyText"/>
@@ -2728,19 +4086,19 @@
     <w:pPr>
       <w:keepNext/>
       <w:keepLines/>
-      <w:spacing w:before="200" w:after="0"/>
+      <w:spacing w:after="0" w:before="200"/>
       <w:outlineLvl w:val="2"/>
     </w:pPr>
     <w:rPr>
-      <w:rFonts w:asciiTheme="majorHAnsi" w:eastAsiaTheme="majorEastAsia" w:hAnsiTheme="majorHAnsi" w:cstheme="majorBidi"/>
+      <w:rFonts w:asciiTheme="majorHAnsi" w:cstheme="majorBidi" w:eastAsiaTheme="majorEastAsia" w:hAnsiTheme="majorHAnsi"/>
       <w:b/>
       <w:bCs/>
-      <w:color w:val="4F81BD" w:themeColor="accent1"/>
+      <w:color w:themeColor="accent1" w:val="4F81BD"/>
       <w:sz w:val="24"/>
       <w:szCs w:val="24"/>
     </w:rPr>
   </w:style>
-  <w:style w:type="paragraph" w:styleId="Heading4">
+  <w:style w:styleId="Heading4" w:type="paragraph">
     <w:name w:val="Heading 4"/>
     <w:basedOn w:val="Normal"/>
     <w:next w:val="BodyText"/>
@@ -2750,19 +4108,19 @@
     <w:pPr>
       <w:keepNext/>
       <w:keepLines/>
-      <w:spacing w:before="200" w:after="0"/>
+      <w:spacing w:after="0" w:before="200"/>
       <w:outlineLvl w:val="3"/>
     </w:pPr>
     <w:rPr>
-      <w:rFonts w:asciiTheme="majorHAnsi" w:eastAsiaTheme="majorEastAsia" w:hAnsiTheme="majorHAnsi" w:cstheme="majorBidi"/>
+      <w:rFonts w:asciiTheme="majorHAnsi" w:cstheme="majorBidi" w:eastAsiaTheme="majorEastAsia" w:hAnsiTheme="majorHAnsi"/>
       <w:i/>
       <w:bCs/>
-      <w:color w:val="4F81BD" w:themeColor="accent1"/>
+      <w:color w:themeColor="accent1" w:val="4F81BD"/>
       <w:sz w:val="24"/>
       <w:szCs w:val="24"/>
     </w:rPr>
   </w:style>
-  <w:style w:type="paragraph" w:styleId="Heading5">
+  <w:style w:styleId="Heading5" w:type="paragraph">
     <w:name w:val="Heading 5"/>
     <w:basedOn w:val="Normal"/>
     <w:next w:val="BodyText"/>
@@ -2772,18 +4130,18 @@
     <w:pPr>
       <w:keepNext/>
       <w:keepLines/>
-      <w:spacing w:before="200" w:after="0"/>
+      <w:spacing w:after="0" w:before="200"/>
       <w:outlineLvl w:val="4"/>
     </w:pPr>
     <w:rPr>
-      <w:rFonts w:asciiTheme="majorHAnsi" w:eastAsiaTheme="majorEastAsia" w:hAnsiTheme="majorHAnsi" w:cstheme="majorBidi"/>
+      <w:rFonts w:asciiTheme="majorHAnsi" w:cstheme="majorBidi" w:eastAsiaTheme="majorEastAsia" w:hAnsiTheme="majorHAnsi"/>
       <w:iCs/>
-      <w:color w:val="4F81BD" w:themeColor="accent1"/>
+      <w:color w:themeColor="accent1" w:val="4F81BD"/>
       <w:sz w:val="24"/>
       <w:szCs w:val="24"/>
     </w:rPr>
   </w:style>
-  <w:style w:type="paragraph" w:styleId="Heading6">
+  <w:style w:styleId="Heading6" w:type="paragraph">
     <w:name w:val="Heading 6"/>
     <w:basedOn w:val="Normal"/>
     <w:next w:val="BodyText"/>
@@ -2793,17 +4151,17 @@
     <w:pPr>
       <w:keepNext/>
       <w:keepLines/>
-      <w:spacing w:before="200" w:after="0"/>
+      <w:spacing w:after="0" w:before="200"/>
       <w:outlineLvl w:val="5"/>
     </w:pPr>
     <w:rPr>
-      <w:rFonts w:asciiTheme="majorHAnsi" w:eastAsiaTheme="majorEastAsia" w:hAnsiTheme="majorHAnsi" w:cstheme="majorBidi"/>
-      <w:color w:val="4F81BD" w:themeColor="accent1"/>
+      <w:rFonts w:asciiTheme="majorHAnsi" w:cstheme="majorBidi" w:eastAsiaTheme="majorEastAsia" w:hAnsiTheme="majorHAnsi"/>
+      <w:color w:themeColor="accent1" w:val="4F81BD"/>
       <w:sz w:val="24"/>
       <w:szCs w:val="24"/>
     </w:rPr>
   </w:style>
-  <w:style w:type="paragraph" w:styleId="Heading7">
+  <w:style w:styleId="Heading7" w:type="paragraph">
     <w:name w:val="Heading 7"/>
     <w:basedOn w:val="Normal"/>
     <w:next w:val="BodyText"/>
@@ -2813,17 +4171,17 @@
     <w:pPr>
       <w:keepNext/>
       <w:keepLines/>
-      <w:spacing w:before="200" w:after="0"/>
+      <w:spacing w:after="0" w:before="200"/>
       <w:outlineLvl w:val="6"/>
     </w:pPr>
     <w:rPr>
-      <w:rFonts w:asciiTheme="majorHAnsi" w:eastAsiaTheme="majorEastAsia" w:hAnsiTheme="majorHAnsi" w:cstheme="majorBidi"/>
-      <w:color w:val="4F81BD" w:themeColor="accent1"/>
+      <w:rFonts w:asciiTheme="majorHAnsi" w:cstheme="majorBidi" w:eastAsiaTheme="majorEastAsia" w:hAnsiTheme="majorHAnsi"/>
+      <w:color w:themeColor="accent1" w:val="4F81BD"/>
       <w:sz w:val="24"/>
       <w:szCs w:val="24"/>
     </w:rPr>
   </w:style>
-  <w:style w:type="paragraph" w:styleId="Heading8">
+  <w:style w:styleId="Heading8" w:type="paragraph">
     <w:name w:val="Heading 8"/>
     <w:basedOn w:val="Normal"/>
     <w:next w:val="BodyText"/>
@@ -2833,17 +4191,17 @@
     <w:pPr>
       <w:keepNext/>
       <w:keepLines/>
-      <w:spacing w:before="200" w:after="0"/>
+      <w:spacing w:after="0" w:before="200"/>
       <w:outlineLvl w:val="7"/>
     </w:pPr>
     <w:rPr>
-      <w:rFonts w:asciiTheme="majorHAnsi" w:eastAsiaTheme="majorEastAsia" w:hAnsiTheme="majorHAnsi" w:cstheme="majorBidi"/>
-      <w:color w:val="4F81BD" w:themeColor="accent1"/>
+      <w:rFonts w:asciiTheme="majorHAnsi" w:cstheme="majorBidi" w:eastAsiaTheme="majorEastAsia" w:hAnsiTheme="majorHAnsi"/>
+      <w:color w:themeColor="accent1" w:val="4F81BD"/>
       <w:sz w:val="24"/>
       <w:szCs w:val="24"/>
     </w:rPr>
   </w:style>
-  <w:style w:type="paragraph" w:styleId="Heading9">
+  <w:style w:styleId="Heading9" w:type="paragraph">
     <w:name w:val="Heading 9"/>
     <w:basedOn w:val="Normal"/>
     <w:next w:val="BodyText"/>
@@ -2853,17 +4211,17 @@
     <w:pPr>
       <w:keepNext/>
       <w:keepLines/>
-      <w:spacing w:before="200" w:after="0"/>
+      <w:spacing w:after="0" w:before="200"/>
       <w:outlineLvl w:val="8"/>
     </w:pPr>
     <w:rPr>
-      <w:rFonts w:asciiTheme="majorHAnsi" w:eastAsiaTheme="majorEastAsia" w:hAnsiTheme="majorHAnsi" w:cstheme="majorBidi"/>
-      <w:color w:val="4F81BD" w:themeColor="accent1"/>
+      <w:rFonts w:asciiTheme="majorHAnsi" w:cstheme="majorBidi" w:eastAsiaTheme="majorEastAsia" w:hAnsiTheme="majorHAnsi"/>
+      <w:color w:themeColor="accent1" w:val="4F81BD"/>
       <w:sz w:val="24"/>
       <w:szCs w:val="24"/>
     </w:rPr>
   </w:style>
-  <w:style w:type="paragraph" w:styleId="BlockText">
+  <w:style w:styleId="BlockText" w:type="paragraph">
     <w:name w:val="Block Text"/>
     <w:basedOn w:val="BodyText"/>
     <w:next w:val="BodyText"/>
@@ -2871,11 +4229,11 @@
     <w:unhideWhenUsed/>
     <w:qFormat/>
     <w:pPr>
-      <w:spacing w:before="100" w:after="100"/>
+      <w:spacing w:after="100" w:before="100"/>
       <w:ind w:firstLine="0" w:left="480" w:right="480"/>
     </w:pPr>
   </w:style>
-  <w:style w:type="paragraph" w:styleId="FootnoteText">
+  <w:style w:styleId="FootnoteText" w:type="paragraph">
     <w:name w:val="Footnote Text"/>
     <w:basedOn w:val="Normal"/>
     <w:next w:val="FootnoteText"/>
@@ -2883,28 +4241,43 @@
     <w:unhideWhenUsed/>
     <w:qFormat/>
   </w:style>
-  <w:style w:type="character" w:default="1" w:styleId="DefaultParagraphFont">
+  <w:style w:default="1" w:styleId="DefaultParagraphFont" w:type="character">
     <w:name w:val="Default Paragraph Font"/>
     <w:semiHidden/>
     <w:unhideWhenUsed/>
   </w:style>
-  <w:style w:type="table" w:default="1" w:styleId="Table">
+  <w:style w:default="1" w:styleId="Table" w:type="table">
     <w:name w:val="Table"/>
     <w:basedOn w:val="TableNormal"/>
     <w:semiHidden/>
     <w:unhideWhenUsed/>
     <w:qFormat/>
     <w:tblPr>
-      <w:tblInd w:w="0" w:type="dxa"/>
+      <w:tblInd w:type="dxa" w:w="0"/>
       <w:tblCellMar>
-        <w:top w:w="0" w:type="dxa"/>
-        <w:left w:w="108" w:type="dxa"/>
-        <w:bottom w:w="0" w:type="dxa"/>
-        <w:right w:w="108" w:type="dxa"/>
+        <w:top w:type="dxa" w:w="0"/>
+        <w:left w:type="dxa" w:w="108"/>
+        <w:bottom w:type="dxa" w:w="0"/>
+        <w:right w:type="dxa" w:w="108"/>
       </w:tblCellMar>
     </w:tblPr>
-  </w:style>
-  <w:style w:type="paragraph" w:customStyle="1" w:styleId="DefinitionTerm">
+    <w:tblStylePr w:type="firstRow">
+      <w:tblPr>
+        <w:jc w:val="left"/>
+        <w:tblInd w:type="dxa" w:w="0"/>
+      </w:tblPr>
+      <w:trPr>
+        <w:jc w:val="left"/>
+      </w:trPr>
+      <w:tcPr>
+        <w:vAlign w:val="bottom"/>
+        <w:tcBorders>
+          <w:bottom w:val="single"/>
+        </w:tcBorders>
+      </w:tcPr>
+    </w:tblStylePr>
+  </w:style>
+  <w:style w:customStyle="1" w:styleId="DefinitionTerm" w:type="paragraph">
     <w:name w:val="Definition Term"/>
     <w:basedOn w:val="Normal"/>
     <w:next w:val="Definition"/>
@@ -2917,49 +4290,49 @@
       <w:b/>
     </w:rPr>
   </w:style>
-  <w:style w:type="paragraph" w:customStyle="1" w:styleId="Definition">
+  <w:style w:customStyle="1" w:styleId="Definition" w:type="paragraph">
     <w:name w:val="Definition"/>
     <w:basedOn w:val="Normal"/>
   </w:style>
-  <w:style w:type="paragraph" w:styleId="Caption">
+  <w:style w:styleId="Caption" w:type="paragraph">
     <w:name w:val="Caption"/>
     <w:basedOn w:val="Normal"/>
     <w:link w:val="BodyTextChar"/>
     <w:pPr>
-      <w:spacing w:before="0" w:after="120"/>
+      <w:spacing w:after="120" w:before="0"/>
     </w:pPr>
     <w:rPr>
       <w:i/>
     </w:rPr>
   </w:style>
-  <w:style w:type="paragraph" w:customStyle="1" w:styleId="TableCaption">
+  <w:style w:customStyle="1" w:styleId="TableCaption" w:type="paragraph">
     <w:name w:val="Table Caption"/>
     <w:basedOn w:val="Caption"/>
     <w:pPr>
       <w:keepNext/>
     </w:pPr>
   </w:style>
-  <w:style w:type="paragraph" w:customStyle="1" w:styleId="ImageCaption">
+  <w:style w:customStyle="1" w:styleId="ImageCaption" w:type="paragraph">
     <w:name w:val="Image Caption"/>
     <w:basedOn w:val="Caption"/>
   </w:style>
-  <w:style w:type="paragraph" w:customStyle="1" w:styleId="Figure">
+  <w:style w:customStyle="1" w:styleId="Figure" w:type="paragraph">
     <w:name w:val="Figure"/>
     <w:basedOn w:val="Normal"/>
   </w:style>
-  <w:style w:type="paragraph" w:customStyle="1" w:styleId="CaptionedFigure">
+  <w:style w:customStyle="1" w:styleId="CaptionedFigure" w:type="paragraph">
     <w:name w:val="Captioned Figure"/>
     <w:basedOn w:val="Figure"/>
     <w:pPr>
       <w:keepNext/>
     </w:pPr>
   </w:style>
-  <w:style w:type="character" w:customStyle="1" w:styleId="BodyTextChar">
+  <w:style w:customStyle="1" w:styleId="BodyTextChar" w:type="character">
     <w:name w:val="Body Text Char"/>
     <w:basedOn w:val="DefaultParagraphFont"/>
     <w:link w:val="BodyText"/>
   </w:style>
-  <w:style w:type="character" w:customStyle="1" w:styleId="VerbatimChar">
+  <w:style w:customStyle="1" w:styleId="VerbatimChar" w:type="character">
     <w:name w:val="Verbatim Char"/>
     <w:basedOn w:val="BodyTextChar"/>
     <w:rPr>
@@ -2967,21 +4340,25 @@
       <w:sz w:val="22"/>
     </w:rPr>
   </w:style>
-  <w:style w:type="character" w:styleId="FootnoteReference">
+  <w:style w:customStyle="1" w:styleId="SectionNumber" w:type="character">
+    <w:name w:val="Section Number"/>
+    <w:basedOn w:val="BodyTextChar"/>
+  </w:style>
+  <w:style w:styleId="FootnoteReference" w:type="character">
     <w:name w:val="Footnote Reference"/>
     <w:basedOn w:val="BodyTextChar"/>
     <w:rPr>
       <w:vertAlign w:val="superscript"/>
     </w:rPr>
   </w:style>
-  <w:style w:type="character" w:styleId="Hyperlink">
+  <w:style w:styleId="Hyperlink" w:type="character">
     <w:name w:val="Hyperlink"/>
     <w:basedOn w:val="BodyTextChar"/>
     <w:rPr>
-      <w:color w:val="4F81BD" w:themeColor="accent1"/>
+      <w:color w:themeColor="accent1" w:val="4F81BD"/>
     </w:rPr>
   </w:style>
-  <w:style w:type="paragraph" w:styleId="TOCHeading">
+  <w:style w:styleId="TOCHeading" w:type="paragraph">
     <w:name w:val="TOC Heading"/>
     <w:basedOn w:val="Heading1"/>
     <w:next w:val="BodyText"/>
@@ -2993,10 +4370,10 @@
       <w:outlineLvl w:val="9"/>
     </w:pPr>
     <w:rPr>
-      <w:rFonts w:asciiTheme="majorHAnsi" w:eastAsiaTheme="majorEastAsia" w:hAnsiTheme="majorHAnsi" w:cstheme="majorBidi"/>
+      <w:rFonts w:asciiTheme="majorHAnsi" w:cstheme="majorBidi" w:eastAsiaTheme="majorEastAsia" w:hAnsiTheme="majorHAnsi"/>
       <w:b w:val="0"/>
       <w:bCs w:val="0"/>
-      <w:color w:val="365F91" w:themeColor="accent1" w:themeShade="BF"/>
+      <w:color w:themeColor="accent1" w:themeShade="BF" w:val="365F91"/>
     </w:rPr>
   </w:style>
   <w:style w:type="paragraph" w:customStyle="1" w:styleId="SourceCode">
@@ -3088,7 +4465,10 @@
   <w:style w:type="character" w:customStyle="1" w:styleId="ImportTok">
     <w:name w:val="ImportTok"/>
     <w:basedOn w:val="VerbatimChar"/>
-    <w:rPr/>
+    <w:rPr>
+      <w:color w:val="008000"/>
+      <w:b/>
+    </w:rPr>
   </w:style>
   <w:style w:type="character" w:customStyle="1" w:styleId="CommentTok">
     <w:name w:val="CommentTok"/>
@@ -3163,7 +4543,9 @@
   <w:style w:type="character" w:customStyle="1" w:styleId="BuiltInTok">
     <w:name w:val="BuiltInTok"/>
     <w:basedOn w:val="VerbatimChar"/>
-    <w:rPr/>
+    <w:rPr>
+      <w:color w:val="008000"/>
+    </w:rPr>
   </w:style>
   <w:style w:type="character" w:customStyle="1" w:styleId="ExtensionTok">
     <w:name w:val="ExtensionTok"/>
